--- a/Sistem-Kendali-Cerdas/Modul-Word/Modul-8-Karakteristik-Respons-Sistem-Umpan-Balik.docx
+++ b/Sistem-Kendali-Cerdas/Modul-Word/Modul-8-Karakteristik-Respons-Sistem-Umpan-Balik.docx
@@ -3068,7 +3068,7 @@
           <w:i w:val="0"/>
           <w:sz w:val="22"/>
         </w:rPr>
-        <w:t xml:space="preserve">Struktur dua derajat kebebasan memungkinkan keduanya disetel terpisah. Jalur umpan balik disetel untuk penolakan gangguan dan kestabilan, sementara jalur setpoint diberi penapis atau pembobotan tersendiri untuk membentuk respons pengikutan tanpa mengubah sifat loop.</w:t>
+        <w:t xml:space="preserve">Struktur dua derajat kebebasan memungkinkan keduanya disetel terpisah. Jalur umpan balik disetel untuk penolakan gangguan dan kestabilan, sementara jalur setpoint diberi filter atau pembobotan tersendiri untuk membentuk respons pengikutan tanpa mengubah sifat loop.</w:t>
       </w:r>
     </w:p>
     <w:p>
@@ -4469,7 +4469,7 @@
           <w:i w:val="0"/>
           <w:sz w:val="22"/>
         </w:rPr>
-        <w:t xml:space="preserve">Overshoot sekitar 51 persen — sangat besar.</w:t>
+        <w:t xml:space="preserve">Overshoot sekitar 51 persen, sangat besar.</w:t>
       </w:r>
     </w:p>
     <w:p>

--- a/Sistem-Kendali-Cerdas/Modul-Word/Modul-8-Karakteristik-Respons-Sistem-Umpan-Balik.docx
+++ b/Sistem-Kendali-Cerdas/Modul-Word/Modul-8-Karakteristik-Respons-Sistem-Umpan-Balik.docx
@@ -1379,7 +1379,7 @@
                                 <w:szCs w:val="20"/>
                                 <w:lang w:val="en-US"/>
                               </w:rPr>
-                              <w:t>myclass.mercubuana.ac.id</w:t>
+                              <w:t xml:space="preserve">myclass.mercubuana.ac·id</w:t>
                             </w:r>
                           </w:p>
                         </w:txbxContent>
@@ -1426,7 +1426,7 @@
                           <w:szCs w:val="20"/>
                           <w:lang w:val="en-US"/>
                         </w:rPr>
-                        <w:t>myclass.mercubuana.ac.id</w:t>
+                        <w:t xml:space="preserve">myclass.mercubuana.ac·id</w:t>
                       </w:r>
                     </w:p>
                   </w:txbxContent>
@@ -2512,7 +2512,7 @@
                                 <w:sz w:val="20"/>
                                 <w:szCs w:val="20"/>
                               </w:rPr>
-                              <w:t>www.mercubuana.ac.id</w:t>
+                              <w:t xml:space="preserve">www.mercubuana.ac·id</w:t>
                             </w:r>
                           </w:p>
                         </w:txbxContent>
@@ -2558,7 +2558,7 @@
                           <w:sz w:val="20"/>
                           <w:szCs w:val="20"/>
                         </w:rPr>
-                        <w:t>www.mercubuana.ac.id</w:t>
+                        <w:t xml:space="preserve">www.mercubuana.ac·id</w:t>
                       </w:r>
                     </w:p>
                   </w:txbxContent>
@@ -2627,6 +2627,15 @@
           <w:sz w:val="22"/>
         </w:rPr>
         <w:t xml:space="preserve">Feedback membentuk persamaan karakteristik baru. Lokasi pole closed-loop menentukan stabilitas dan kecepatan, sedangkan loop gain mengatur tracking, penolakan gangguan, noise, dan robustness. Semua manfaat feedback mempunyai trade-off.</w:t>
+      </w:r>
+      <w:r>
+        <w:rPr>
+          <w:rFonts w:ascii="Arial" w:hAnsi="Arial" w:cs="Arial"/>
+          <w:b w:val="0"/>
+          <w:i w:val="0"/>
+          <w:sz w:val="22"/>
+        </w:rPr>
+        <w:t xml:space="preserve"> Gambar 1 mengilustrasikan gagasan ini.</w:t>
       </w:r>
     </w:p>
     <w:p>
@@ -2814,6 +2823,15 @@
         </w:rPr>
         <w:t xml:space="preserve">Frekuensi alami menentukan skala waktu. Menaikkannya mempercepat seluruh peristiwa secara proporsional tanpa mengubah bentuk responsnya sama sekali. Inilah sebabnya perancangan sering dipisah menjadi dua langkah: menetapkan rasio redaman dari batas overshoot, lalu menetapkan frekuensi alami dari tuntutan kecepatan.</w:t>
       </w:r>
+      <w:r>
+        <w:rPr>
+          <w:rFonts w:ascii="Arial" w:hAnsi="Arial" w:cs="Arial"/>
+          <w:b w:val="0"/>
+          <w:i w:val="0"/>
+          <w:sz w:val="22"/>
+        </w:rPr>
+        <w:t xml:space="preserve"> Hubungan ini dirangkum dalam Persamaan (1).</w:t>
+      </w:r>
     </w:p>
     <w:p>
       <w:pPr>
@@ -2828,7 +2846,80 @@
           <w:color w:val="305496"/>
           <w:sz w:val="22"/>
         </w:rPr>
-        <w:t xml:space="preserve">T(s) = wn^2/(s^2 + 2*z*wn*s + wn^2)   |   z mengatur bentuk, wn mengatur kecepatan</w:t>
+        <w:t xml:space="preserve">T(s) = wn</w:t>
+      </w:r>
+      <w:r>
+        <w:rPr>
+          <w:rFonts w:ascii="Arial" w:hAnsi="Arial" w:cs="Arial"/>
+          <w:b/>
+          <w:i/>
+          <w:color w:val="305496"/>
+          <w:sz w:val="22"/>
+          <w:vertAlign w:val="superscript"/>
+        </w:rPr>
+        <w:t xml:space="preserve">2</w:t>
+      </w:r>
+      <w:r>
+        <w:rPr>
+          <w:rFonts w:ascii="Arial" w:hAnsi="Arial" w:cs="Arial"/>
+          <w:b/>
+          <w:i/>
+          <w:color w:val="305496"/>
+          <w:sz w:val="22"/>
+        </w:rPr>
+        <w:t xml:space="preserve">/(s</w:t>
+      </w:r>
+      <w:r>
+        <w:rPr>
+          <w:rFonts w:ascii="Arial" w:hAnsi="Arial" w:cs="Arial"/>
+          <w:b/>
+          <w:i/>
+          <w:color w:val="305496"/>
+          <w:sz w:val="22"/>
+          <w:vertAlign w:val="superscript"/>
+        </w:rPr>
+        <w:t xml:space="preserve">2</w:t>
+      </w:r>
+      <w:r>
+        <w:rPr>
+          <w:rFonts w:ascii="Arial" w:hAnsi="Arial" w:cs="Arial"/>
+          <w:b/>
+          <w:i/>
+          <w:color w:val="305496"/>
+          <w:sz w:val="22"/>
+        </w:rPr>
+        <w:t xml:space="preserve"> + 2·z·wn·s + wn</w:t>
+      </w:r>
+      <w:r>
+        <w:rPr>
+          <w:rFonts w:ascii="Arial" w:hAnsi="Arial" w:cs="Arial"/>
+          <w:b/>
+          <w:i/>
+          <w:color w:val="305496"/>
+          <w:sz w:val="22"/>
+          <w:vertAlign w:val="superscript"/>
+        </w:rPr>
+        <w:t xml:space="preserve">2</w:t>
+      </w:r>
+      <w:r>
+        <w:rPr>
+          <w:rFonts w:ascii="Arial" w:hAnsi="Arial" w:cs="Arial"/>
+          <w:b/>
+          <w:i/>
+          <w:color w:val="305496"/>
+          <w:sz w:val="22"/>
+        </w:rPr>
+        <w:t xml:space="preserve">)   |   z mengatur bentuk, wn mengatur kecepatan</w:t>
+      </w:r>
+      <w:r>
+        <w:rPr>
+          <w:rFonts w:ascii="Arial" w:hAnsi="Arial" w:cs="Arial"/>
+          <w:b/>
+          <w:i/>
+          <w:color w:val="305496"/>
+          <w:sz w:val="22"/>
+        </w:rPr>
+        <w:t xml:space="preserve">   (1)</w:t>
       </w:r>
     </w:p>
     <w:p>
@@ -2906,6 +2997,15 @@
         </w:rPr>
         <w:t xml:space="preserve">Konstanta error memberi cara ringkas menghitungnya. Konstanta posisi diperoleh dari limit gain lintasan terbuka saat s menuju nol, dan error terhadap step sama dengan satu dibagi satu ditambah konstanta itu. Konstanta kecepatan diperoleh dari limit s dikali gain lintasan terbuka, dan error terhadap ramp sama dengan kebalikannya.</w:t>
       </w:r>
+      <w:r>
+        <w:rPr>
+          <w:rFonts w:ascii="Arial" w:hAnsi="Arial" w:cs="Arial"/>
+          <w:b w:val="0"/>
+          <w:i w:val="0"/>
+          <w:sz w:val="22"/>
+        </w:rPr>
+        <w:t xml:space="preserve"> Bentuk ringkasnya dituliskan pada Persamaan (2).</w:t>
+      </w:r>
     </w:p>
     <w:p>
       <w:pPr>
@@ -2920,7 +3020,110 @@
           <w:color w:val="305496"/>
           <w:sz w:val="22"/>
         </w:rPr>
-        <w:t xml:space="preserve">tipe 0: e_step = 1/(1+Kp)   |   tipe 1: e_step = 0, e_ramp = 1/Kv</w:t>
+        <w:t xml:space="preserve">tipe 0: </w:t>
+      </w:r>
+      <w:r>
+        <w:rPr>
+          <w:rFonts w:ascii="Arial" w:hAnsi="Arial" w:cs="Arial"/>
+          <w:b/>
+          <w:i/>
+          <w:color w:val="305496"/>
+          <w:sz w:val="22"/>
+        </w:rPr>
+        <w:t xml:space="preserve">e</w:t>
+      </w:r>
+      <w:r>
+        <w:rPr>
+          <w:rFonts w:ascii="Arial" w:hAnsi="Arial" w:cs="Arial"/>
+          <w:b/>
+          <w:i/>
+          <w:color w:val="305496"/>
+          <w:sz w:val="22"/>
+          <w:vertAlign w:val="subscript"/>
+        </w:rPr>
+        <w:t xml:space="preserve">step</w:t>
+      </w:r>
+      <w:r>
+        <w:rPr>
+          <w:rFonts w:ascii="Arial" w:hAnsi="Arial" w:cs="Arial"/>
+          <w:b/>
+          <w:i/>
+          <w:color w:val="305496"/>
+          <w:sz w:val="22"/>
+        </w:rPr>
+        <w:t xml:space="preserve"> = 1/(1+Kp)   |   tipe 1: </w:t>
+      </w:r>
+      <w:r>
+        <w:rPr>
+          <w:rFonts w:ascii="Arial" w:hAnsi="Arial" w:cs="Arial"/>
+          <w:b/>
+          <w:i/>
+          <w:color w:val="305496"/>
+          <w:sz w:val="22"/>
+        </w:rPr>
+        <w:t xml:space="preserve">e</w:t>
+      </w:r>
+      <w:r>
+        <w:rPr>
+          <w:rFonts w:ascii="Arial" w:hAnsi="Arial" w:cs="Arial"/>
+          <w:b/>
+          <w:i/>
+          <w:color w:val="305496"/>
+          <w:sz w:val="22"/>
+          <w:vertAlign w:val="subscript"/>
+        </w:rPr>
+        <w:t xml:space="preserve">step</w:t>
+      </w:r>
+      <w:r>
+        <w:rPr>
+          <w:rFonts w:ascii="Arial" w:hAnsi="Arial" w:cs="Arial"/>
+          <w:b/>
+          <w:i/>
+          <w:color w:val="305496"/>
+          <w:sz w:val="22"/>
+        </w:rPr>
+        <w:t xml:space="preserve"> = 0, </w:t>
+      </w:r>
+      <w:r>
+        <w:rPr>
+          <w:rFonts w:ascii="Arial" w:hAnsi="Arial" w:cs="Arial"/>
+          <w:b/>
+          <w:i/>
+          <w:color w:val="305496"/>
+          <w:sz w:val="22"/>
+        </w:rPr>
+        <w:t xml:space="preserve">e</w:t>
+      </w:r>
+      <w:r>
+        <w:rPr>
+          <w:rFonts w:ascii="Arial" w:hAnsi="Arial" w:cs="Arial"/>
+          <w:b/>
+          <w:i/>
+          <w:color w:val="305496"/>
+          <w:sz w:val="22"/>
+          <w:vertAlign w:val="subscript"/>
+        </w:rPr>
+        <w:t xml:space="preserve">ramp</w:t>
+      </w:r>
+      <w:r>
+        <w:rPr>
+          <w:rFonts w:ascii="Arial" w:hAnsi="Arial" w:cs="Arial"/>
+          <w:b/>
+          <w:i/>
+          <w:color w:val="305496"/>
+          <w:sz w:val="22"/>
+        </w:rPr>
+        <w:t xml:space="preserve"> = 1/Kv</w:t>
+      </w:r>
+      <w:r>
+        <w:rPr>
+          <w:rFonts w:ascii="Arial" w:hAnsi="Arial" w:cs="Arial"/>
+          <w:b/>
+          <w:i/>
+          <w:color w:val="305496"/>
+          <w:sz w:val="22"/>
+        </w:rPr>
+        <w:t xml:space="preserve">   (2)</w:t>
       </w:r>
     </w:p>
     <w:p>
@@ -3070,6 +3273,15 @@
         </w:rPr>
         <w:t xml:space="preserve">Struktur dua derajat kebebasan memungkinkan keduanya disetel terpisah. Jalur umpan balik disetel untuk penolakan gangguan dan kestabilan, sementara jalur setpoint diberi filter atau pembobotan tersendiri untuk membentuk respons pengikutan tanpa mengubah sifat loop.</w:t>
       </w:r>
+      <w:r>
+        <w:rPr>
+          <w:rFonts w:ascii="Arial" w:hAnsi="Arial" w:cs="Arial"/>
+          <w:b w:val="0"/>
+          <w:i w:val="0"/>
+          <w:sz w:val="22"/>
+        </w:rPr>
+        <w:t xml:space="preserve"> Persamaan (3) memadatkan aturan tersebut.</w:t>
+      </w:r>
     </w:p>
     <w:p>
       <w:pPr>
@@ -3084,7 +3296,79 @@
           <w:color w:val="305496"/>
           <w:sz w:val="22"/>
         </w:rPr>
-        <w:t xml:space="preserve">T_r = GC/(1+GCH)   |   T_d = G/(1+GCH)   |   penyebut sama, pembilang berbeda</w:t>
+        <w:t xml:space="preserve"/>
+      </w:r>
+      <w:r>
+        <w:rPr>
+          <w:rFonts w:ascii="Arial" w:hAnsi="Arial" w:cs="Arial"/>
+          <w:b/>
+          <w:i/>
+          <w:color w:val="305496"/>
+          <w:sz w:val="22"/>
+        </w:rPr>
+        <w:t xml:space="preserve">T</w:t>
+      </w:r>
+      <w:r>
+        <w:rPr>
+          <w:rFonts w:ascii="Arial" w:hAnsi="Arial" w:cs="Arial"/>
+          <w:b/>
+          <w:i/>
+          <w:color w:val="305496"/>
+          <w:sz w:val="22"/>
+          <w:vertAlign w:val="subscript"/>
+        </w:rPr>
+        <w:t xml:space="preserve">r</w:t>
+      </w:r>
+      <w:r>
+        <w:rPr>
+          <w:rFonts w:ascii="Arial" w:hAnsi="Arial" w:cs="Arial"/>
+          <w:b/>
+          <w:i/>
+          <w:color w:val="305496"/>
+          <w:sz w:val="22"/>
+        </w:rPr>
+        <w:t xml:space="preserve"> = GC/(1+GCH)   |   </w:t>
+      </w:r>
+      <w:r>
+        <w:rPr>
+          <w:rFonts w:ascii="Arial" w:hAnsi="Arial" w:cs="Arial"/>
+          <w:b/>
+          <w:i/>
+          <w:color w:val="305496"/>
+          <w:sz w:val="22"/>
+        </w:rPr>
+        <w:t xml:space="preserve">T</w:t>
+      </w:r>
+      <w:r>
+        <w:rPr>
+          <w:rFonts w:ascii="Arial" w:hAnsi="Arial" w:cs="Arial"/>
+          <w:b/>
+          <w:i/>
+          <w:color w:val="305496"/>
+          <w:sz w:val="22"/>
+          <w:vertAlign w:val="subscript"/>
+        </w:rPr>
+        <w:t xml:space="preserve">d</w:t>
+      </w:r>
+      <w:r>
+        <w:rPr>
+          <w:rFonts w:ascii="Arial" w:hAnsi="Arial" w:cs="Arial"/>
+          <w:b/>
+          <w:i/>
+          <w:color w:val="305496"/>
+          <w:sz w:val="22"/>
+        </w:rPr>
+        <w:t xml:space="preserve"> = G/(1+GCH)   |   penyebut sama, pembilang berbeda</w:t>
+      </w:r>
+      <w:r>
+        <w:rPr>
+          <w:rFonts w:ascii="Arial" w:hAnsi="Arial" w:cs="Arial"/>
+          <w:b/>
+          <w:i/>
+          <w:color w:val="305496"/>
+          <w:sz w:val="22"/>
+        </w:rPr>
+        <w:t xml:space="preserve">   (3)</w:t>
       </w:r>
     </w:p>
     <w:p>
@@ -3162,6 +3446,15 @@
         </w:rPr>
         <w:t xml:space="preserve">Dead time adalah pemakan margin fase yang paling sering diabaikan. Susut fase yang ditimbulkannya membesar sebanding dengan frekuensi, sehingga sistem yang tampak aman pada frekuensi rendah dapat kehabisan margin begitu penguatan dinaikkan dan frekuensi kerja bergeser ke atas.</w:t>
       </w:r>
+      <w:r>
+        <w:rPr>
+          <w:rFonts w:ascii="Arial" w:hAnsi="Arial" w:cs="Arial"/>
+          <w:b w:val="0"/>
+          <w:i w:val="0"/>
+          <w:sz w:val="22"/>
+        </w:rPr>
+        <w:t xml:space="preserve"> Rangkuman kuantitatifnya tertulis pada Persamaan (4).</w:t>
+      </w:r>
     </w:p>
     <w:p>
       <w:pPr>
@@ -3176,7 +3469,17 @@
           <w:color w:val="305496"/>
           <w:sz w:val="22"/>
         </w:rPr>
-        <w:t xml:space="preserve">z kira-kira PM/100   |   fase dead time = -w*L, membesar terhadap frekuensi</w:t>
+        <w:t xml:space="preserve">z kira-kira PM/100   |   fase dead time = -w·L, membesar terhadap frekuensi</w:t>
+      </w:r>
+      <w:r>
+        <w:rPr>
+          <w:rFonts w:ascii="Arial" w:hAnsi="Arial" w:cs="Arial"/>
+          <w:b/>
+          <w:i/>
+          <w:color w:val="305496"/>
+          <w:sz w:val="22"/>
+        </w:rPr>
+        <w:t xml:space="preserve">   (4)</w:t>
       </w:r>
     </w:p>
     <w:p>
@@ -3432,7 +3735,7 @@
           <w:color w:val="305496"/>
           <w:sz w:val="22"/>
         </w:rPr>
-        <w:t xml:space="preserve">sahih bila pole lain &gt;= 5 kali lebih jauh, dan tidak ada zero dekat pole dominan</w:t>
+        <w:t xml:space="preserve">sahih bila pole lain ≥ 5 kali lebih jauh, dan tidak ada zero dekat pole dominan</w:t>
       </w:r>
     </w:p>
     <w:p>
@@ -3510,6 +3813,15 @@
         </w:rPr>
         <w:t xml:space="preserve">Manfaat terbesarnya muncul pada perancangan. Dengan membiarkan penguatan tetap sebagai simbol, kriteria ini memberi rentang penguatan yang membuat sistem tetap stabil, sekaligus nilai penguatan tepat pada batasnya. Nilai batas itu berguna sebagai titik awal penyetelan dan sebagai pembanding terhadap hasil uji penguatan kritis.</w:t>
       </w:r>
+      <w:r>
+        <w:rPr>
+          <w:rFonts w:ascii="Arial" w:hAnsi="Arial" w:cs="Arial"/>
+          <w:b w:val="0"/>
+          <w:i w:val="0"/>
+          <w:sz w:val="22"/>
+        </w:rPr>
+        <w:t xml:space="preserve"> Hubungan ini dirangkum dalam Persamaan (5).</w:t>
+      </w:r>
     </w:p>
     <w:p>
       <w:pPr>
@@ -3524,7 +3836,17 @@
           <w:color w:val="305496"/>
           <w:sz w:val="22"/>
         </w:rPr>
-        <w:t xml:space="preserve">syarat perlu: seluruh koefisien ada dan setanda; belum cukup untuk orde &gt;= 3</w:t>
+        <w:t xml:space="preserve">syarat perlu: seluruh koefisien ada dan setanda; belum cukup untuk orde ≥ 3</w:t>
+      </w:r>
+      <w:r>
+        <w:rPr>
+          <w:rFonts w:ascii="Arial" w:hAnsi="Arial" w:cs="Arial"/>
+          <w:b/>
+          <w:i/>
+          <w:color w:val="305496"/>
+          <w:sz w:val="22"/>
+        </w:rPr>
+        <w:t xml:space="preserve">   (5)</w:t>
       </w:r>
     </w:p>
     <w:p>
@@ -3780,7 +4102,7 @@
           <w:color w:val="305496"/>
           <w:sz w:val="22"/>
         </w:rPr>
-        <w:t xml:space="preserve">struktur -&gt; sasaran pole -&gt; parameter -&gt; periksa actuator, derau, dan margin</w:t>
+        <w:t xml:space="preserve">struktur → sasaran pole → parameter → periksa actuator, derau, dan margin</w:t>
       </w:r>
     </w:p>
     <w:p>
@@ -3820,6 +4142,15 @@
         </w:rPr>
         <w:t xml:space="preserve">Penurunan berikut menunjukkan mengapa aksi integral, bukan besar penguatan, yang menentukan apakah error terhadap step dapat dihapus.</w:t>
       </w:r>
+      <w:r>
+        <w:rPr>
+          <w:rFonts w:ascii="Arial" w:hAnsi="Arial" w:cs="Arial"/>
+          <w:b w:val="0"/>
+          <w:i w:val="0"/>
+          <w:sz w:val="22"/>
+        </w:rPr>
+        <w:t xml:space="preserve"> Bentuk ringkasnya dituliskan pada Persamaan (6).</w:t>
+      </w:r>
     </w:p>
     <w:p>
       <w:pPr>
@@ -3851,6 +4182,16 @@
         </w:rPr>
         <w:t xml:space="preserve">E(s) = R(s)/(1 + L(s))</w:t>
       </w:r>
+      <w:r>
+        <w:rPr>
+          <w:rFonts w:ascii="Arial" w:hAnsi="Arial" w:cs="Arial"/>
+          <w:b/>
+          <w:i/>
+          <w:color w:val="305496"/>
+          <w:sz w:val="22"/>
+        </w:rPr>
+        <w:t xml:space="preserve">   (6)</w:t>
+      </w:r>
     </w:p>
     <w:p>
       <w:pPr>
@@ -3865,6 +4206,15 @@
           <w:sz w:val="22"/>
         </w:rPr>
         <w:t xml:space="preserve">L adalah gain lintasan terbuka, yaitu hasil kali controller, plant, dan sensor.</w:t>
+      </w:r>
+      <w:r>
+        <w:rPr>
+          <w:rFonts w:ascii="Arial" w:hAnsi="Arial" w:cs="Arial"/>
+          <w:b w:val="0"/>
+          <w:i w:val="0"/>
+          <w:sz w:val="22"/>
+        </w:rPr>
+        <w:t xml:space="preserve"> Persamaan (7) memadatkan aturan tersebut.</w:t>
       </w:r>
     </w:p>
     <w:p>
@@ -3897,6 +4247,16 @@
         </w:rPr>
         <w:t xml:space="preserve">R(s) = 1/s</w:t>
       </w:r>
+      <w:r>
+        <w:rPr>
+          <w:rFonts w:ascii="Arial" w:hAnsi="Arial" w:cs="Arial"/>
+          <w:b/>
+          <w:i/>
+          <w:color w:val="305496"/>
+          <w:sz w:val="22"/>
+        </w:rPr>
+        <w:t xml:space="preserve">   (7)</w:t>
+      </w:r>
     </w:p>
     <w:p>
       <w:pPr>
@@ -3911,6 +4271,15 @@
           <w:sz w:val="22"/>
         </w:rPr>
         <w:t xml:space="preserve">Transformasi step bertinggi satu.</w:t>
+      </w:r>
+      <w:r>
+        <w:rPr>
+          <w:rFonts w:ascii="Arial" w:hAnsi="Arial" w:cs="Arial"/>
+          <w:b w:val="0"/>
+          <w:i w:val="0"/>
+          <w:sz w:val="22"/>
+        </w:rPr>
+        <w:t xml:space="preserve"> Rangkuman kuantitatifnya tertulis pada Persamaan (8).</w:t>
       </w:r>
     </w:p>
     <w:p>
@@ -3941,7 +4310,48 @@
           <w:color w:val="305496"/>
           <w:sz w:val="22"/>
         </w:rPr>
-        <w:t xml:space="preserve">e_ss = lim s-&gt;0 s*E(s) = lim s-&gt;0 1/(1 + L(s))</w:t>
+        <w:t xml:space="preserve"/>
+      </w:r>
+      <w:r>
+        <w:rPr>
+          <w:rFonts w:ascii="Arial" w:hAnsi="Arial" w:cs="Arial"/>
+          <w:b/>
+          <w:i/>
+          <w:color w:val="305496"/>
+          <w:sz w:val="22"/>
+        </w:rPr>
+        <w:t xml:space="preserve">e</w:t>
+      </w:r>
+      <w:r>
+        <w:rPr>
+          <w:rFonts w:ascii="Arial" w:hAnsi="Arial" w:cs="Arial"/>
+          <w:b/>
+          <w:i/>
+          <w:color w:val="305496"/>
+          <w:sz w:val="22"/>
+          <w:vertAlign w:val="subscript"/>
+        </w:rPr>
+        <w:t xml:space="preserve">ss</w:t>
+      </w:r>
+      <w:r>
+        <w:rPr>
+          <w:rFonts w:ascii="Arial" w:hAnsi="Arial" w:cs="Arial"/>
+          <w:b/>
+          <w:i/>
+          <w:color w:val="305496"/>
+          <w:sz w:val="22"/>
+        </w:rPr>
+        <w:t xml:space="preserve"> = lim s→0 s·E(s) = lim s→0 1/(1 + L(s))</w:t>
+      </w:r>
+      <w:r>
+        <w:rPr>
+          <w:rFonts w:ascii="Arial" w:hAnsi="Arial" w:cs="Arial"/>
+          <w:b/>
+          <w:i/>
+          <w:color w:val="305496"/>
+          <w:sz w:val="22"/>
+        </w:rPr>
+        <w:t xml:space="preserve">   (8)</w:t>
       </w:r>
     </w:p>
     <w:p>
@@ -3957,6 +4367,15 @@
           <w:sz w:val="22"/>
         </w:rPr>
         <w:t xml:space="preserve">Suku s saling menghapus dengan penyebut R(s).</w:t>
+      </w:r>
+      <w:r>
+        <w:rPr>
+          <w:rFonts w:ascii="Arial" w:hAnsi="Arial" w:cs="Arial"/>
+          <w:b w:val="0"/>
+          <w:i w:val="0"/>
+          <w:sz w:val="22"/>
+        </w:rPr>
+        <w:t xml:space="preserve"> Hubungan ini dirangkum dalam Persamaan (9).</w:t>
       </w:r>
     </w:p>
     <w:p>
@@ -3987,7 +4406,48 @@
           <w:color w:val="305496"/>
           <w:sz w:val="22"/>
         </w:rPr>
-        <w:t xml:space="preserve">L(0) = Kp berhingga  =&gt;  e_ss = 1/(1+Kp)</w:t>
+        <w:t xml:space="preserve">L(0) = Kp berhingga  ⇒  </w:t>
+      </w:r>
+      <w:r>
+        <w:rPr>
+          <w:rFonts w:ascii="Arial" w:hAnsi="Arial" w:cs="Arial"/>
+          <w:b/>
+          <w:i/>
+          <w:color w:val="305496"/>
+          <w:sz w:val="22"/>
+        </w:rPr>
+        <w:t xml:space="preserve">e</w:t>
+      </w:r>
+      <w:r>
+        <w:rPr>
+          <w:rFonts w:ascii="Arial" w:hAnsi="Arial" w:cs="Arial"/>
+          <w:b/>
+          <w:i/>
+          <w:color w:val="305496"/>
+          <w:sz w:val="22"/>
+          <w:vertAlign w:val="subscript"/>
+        </w:rPr>
+        <w:t xml:space="preserve">ss</w:t>
+      </w:r>
+      <w:r>
+        <w:rPr>
+          <w:rFonts w:ascii="Arial" w:hAnsi="Arial" w:cs="Arial"/>
+          <w:b/>
+          <w:i/>
+          <w:color w:val="305496"/>
+          <w:sz w:val="22"/>
+        </w:rPr>
+        <w:t xml:space="preserve"> = 1/(1+Kp)</w:t>
+      </w:r>
+      <w:r>
+        <w:rPr>
+          <w:rFonts w:ascii="Arial" w:hAnsi="Arial" w:cs="Arial"/>
+          <w:b/>
+          <w:i/>
+          <w:color w:val="305496"/>
+          <w:sz w:val="22"/>
+        </w:rPr>
+        <w:t xml:space="preserve">   (9)</w:t>
       </w:r>
     </w:p>
     <w:p>
@@ -4003,6 +4463,15 @@
           <w:sz w:val="22"/>
         </w:rPr>
         <w:t xml:space="preserve">Error mengecil saat Kp naik namun tidak pernah nol.</w:t>
+      </w:r>
+      <w:r>
+        <w:rPr>
+          <w:rFonts w:ascii="Arial" w:hAnsi="Arial" w:cs="Arial"/>
+          <w:b w:val="0"/>
+          <w:i w:val="0"/>
+          <w:sz w:val="22"/>
+        </w:rPr>
+        <w:t xml:space="preserve"> Bentuk ringkasnya dituliskan pada Persamaan (10).</w:t>
       </w:r>
     </w:p>
     <w:p>
@@ -4033,7 +4502,17 @@
           <w:color w:val="305496"/>
           <w:sz w:val="22"/>
         </w:rPr>
-        <w:t xml:space="preserve">L(s) = K/s * G'(s)  =&gt;  L(0) tak hingga</w:t>
+        <w:t xml:space="preserve">L(s) = K/s·G'(s)  ⇒  L(0) tak hingga</w:t>
+      </w:r>
+      <w:r>
+        <w:rPr>
+          <w:rFonts w:ascii="Arial" w:hAnsi="Arial" w:cs="Arial"/>
+          <w:b/>
+          <w:i/>
+          <w:color w:val="305496"/>
+          <w:sz w:val="22"/>
+        </w:rPr>
+        <w:t xml:space="preserve">   (10)</w:t>
       </w:r>
     </w:p>
     <w:p>
@@ -4049,6 +4528,15 @@
           <w:sz w:val="22"/>
         </w:rPr>
         <w:t xml:space="preserve">Integrator membuat gain lintasan terbuka membesar tanpa batas saat s menuju nol.</w:t>
+      </w:r>
+      <w:r>
+        <w:rPr>
+          <w:rFonts w:ascii="Arial" w:hAnsi="Arial" w:cs="Arial"/>
+          <w:b w:val="0"/>
+          <w:i w:val="0"/>
+          <w:sz w:val="22"/>
+        </w:rPr>
+        <w:t xml:space="preserve"> Persamaan (11) memadatkan aturan tersebut.</w:t>
       </w:r>
     </w:p>
     <w:p>
@@ -4079,7 +4567,48 @@
           <w:color w:val="305496"/>
           <w:sz w:val="22"/>
         </w:rPr>
-        <w:t xml:space="preserve">e_ss = 1/(1 + tak hingga) = 0</w:t>
+        <w:t xml:space="preserve"/>
+      </w:r>
+      <w:r>
+        <w:rPr>
+          <w:rFonts w:ascii="Arial" w:hAnsi="Arial" w:cs="Arial"/>
+          <w:b/>
+          <w:i/>
+          <w:color w:val="305496"/>
+          <w:sz w:val="22"/>
+        </w:rPr>
+        <w:t xml:space="preserve">e</w:t>
+      </w:r>
+      <w:r>
+        <w:rPr>
+          <w:rFonts w:ascii="Arial" w:hAnsi="Arial" w:cs="Arial"/>
+          <w:b/>
+          <w:i/>
+          <w:color w:val="305496"/>
+          <w:sz w:val="22"/>
+          <w:vertAlign w:val="subscript"/>
+        </w:rPr>
+        <w:t xml:space="preserve">ss</w:t>
+      </w:r>
+      <w:r>
+        <w:rPr>
+          <w:rFonts w:ascii="Arial" w:hAnsi="Arial" w:cs="Arial"/>
+          <w:b/>
+          <w:i/>
+          <w:color w:val="305496"/>
+          <w:sz w:val="22"/>
+        </w:rPr>
+        <w:t xml:space="preserve"> = 1/(1 + tak hingga) = 0</w:t>
+      </w:r>
+      <w:r>
+        <w:rPr>
+          <w:rFonts w:ascii="Arial" w:hAnsi="Arial" w:cs="Arial"/>
+          <w:b/>
+          <w:i/>
+          <w:color w:val="305496"/>
+          <w:sz w:val="22"/>
+        </w:rPr>
+        <w:t xml:space="preserve">   (11)</w:t>
       </w:r>
     </w:p>
     <w:p>
@@ -4110,6 +4639,15 @@
           <w:sz w:val="22"/>
         </w:rPr>
         <w:t xml:space="preserve">Kesimpulannya bersifat struktural: yang menghapus error terhadap step adalah keberadaan integrator, bukan besarnya penguatan. Menaikkan Kp pada sistem tipe nol hanya mengecilkan error sambil memperbesar risiko kejenuhan dan penurunan margin.</w:t>
+      </w:r>
+      <w:r>
+        <w:rPr>
+          <w:rFonts w:ascii="Arial" w:hAnsi="Arial" w:cs="Arial"/>
+          <w:b w:val="0"/>
+          <w:i w:val="0"/>
+          <w:sz w:val="22"/>
+        </w:rPr>
+        <w:t xml:space="preserve"> Rangkuman kuantitatifnya tertulis pada Persamaan (12).</w:t>
       </w:r>
     </w:p>
     <w:p>
@@ -4178,7 +4716,79 @@
           <w:color w:val="305496"/>
           <w:sz w:val="22"/>
         </w:rPr>
-        <w:t xml:space="preserve">L_A(s) = 24/(s+2), L_A(0) = 12</w:t>
+        <w:t xml:space="preserve"/>
+      </w:r>
+      <w:r>
+        <w:rPr>
+          <w:rFonts w:ascii="Arial" w:hAnsi="Arial" w:cs="Arial"/>
+          <w:b/>
+          <w:i/>
+          <w:color w:val="305496"/>
+          <w:sz w:val="22"/>
+        </w:rPr>
+        <w:t xml:space="preserve">L</w:t>
+      </w:r>
+      <w:r>
+        <w:rPr>
+          <w:rFonts w:ascii="Arial" w:hAnsi="Arial" w:cs="Arial"/>
+          <w:b/>
+          <w:i/>
+          <w:color w:val="305496"/>
+          <w:sz w:val="22"/>
+          <w:vertAlign w:val="subscript"/>
+        </w:rPr>
+        <w:t xml:space="preserve">A</w:t>
+      </w:r>
+      <w:r>
+        <w:rPr>
+          <w:rFonts w:ascii="Arial" w:hAnsi="Arial" w:cs="Arial"/>
+          <w:b/>
+          <w:i/>
+          <w:color w:val="305496"/>
+          <w:sz w:val="22"/>
+        </w:rPr>
+        <w:t xml:space="preserve">(s) = 24/(s+2), </w:t>
+      </w:r>
+      <w:r>
+        <w:rPr>
+          <w:rFonts w:ascii="Arial" w:hAnsi="Arial" w:cs="Arial"/>
+          <w:b/>
+          <w:i/>
+          <w:color w:val="305496"/>
+          <w:sz w:val="22"/>
+        </w:rPr>
+        <w:t xml:space="preserve">L</w:t>
+      </w:r>
+      <w:r>
+        <w:rPr>
+          <w:rFonts w:ascii="Arial" w:hAnsi="Arial" w:cs="Arial"/>
+          <w:b/>
+          <w:i/>
+          <w:color w:val="305496"/>
+          <w:sz w:val="22"/>
+          <w:vertAlign w:val="subscript"/>
+        </w:rPr>
+        <w:t xml:space="preserve">A</w:t>
+      </w:r>
+      <w:r>
+        <w:rPr>
+          <w:rFonts w:ascii="Arial" w:hAnsi="Arial" w:cs="Arial"/>
+          <w:b/>
+          <w:i/>
+          <w:color w:val="305496"/>
+          <w:sz w:val="22"/>
+        </w:rPr>
+        <w:t xml:space="preserve">(0) = 12</w:t>
+      </w:r>
+      <w:r>
+        <w:rPr>
+          <w:rFonts w:ascii="Arial" w:hAnsi="Arial" w:cs="Arial"/>
+          <w:b/>
+          <w:i/>
+          <w:color w:val="305496"/>
+          <w:sz w:val="22"/>
+        </w:rPr>
+        <w:t xml:space="preserve">   (12)</w:t>
       </w:r>
     </w:p>
     <w:p>
@@ -4194,6 +4804,15 @@
           <w:sz w:val="22"/>
         </w:rPr>
         <w:t xml:space="preserve">Sistem tipe nol karena tidak ada integrator.</w:t>
+      </w:r>
+      <w:r>
+        <w:rPr>
+          <w:rFonts w:ascii="Arial" w:hAnsi="Arial" w:cs="Arial"/>
+          <w:b w:val="0"/>
+          <w:i w:val="0"/>
+          <w:sz w:val="22"/>
+        </w:rPr>
+        <w:t xml:space="preserve"> Hubungan ini dirangkum dalam Persamaan (13).</w:t>
       </w:r>
     </w:p>
     <w:p>
@@ -4224,7 +4843,48 @@
           <w:color w:val="305496"/>
           <w:sz w:val="22"/>
         </w:rPr>
-        <w:t xml:space="preserve">e_ss = 1/(1+12) = 0,0769</w:t>
+        <w:t xml:space="preserve"/>
+      </w:r>
+      <w:r>
+        <w:rPr>
+          <w:rFonts w:ascii="Arial" w:hAnsi="Arial" w:cs="Arial"/>
+          <w:b/>
+          <w:i/>
+          <w:color w:val="305496"/>
+          <w:sz w:val="22"/>
+        </w:rPr>
+        <w:t xml:space="preserve">e</w:t>
+      </w:r>
+      <w:r>
+        <w:rPr>
+          <w:rFonts w:ascii="Arial" w:hAnsi="Arial" w:cs="Arial"/>
+          <w:b/>
+          <w:i/>
+          <w:color w:val="305496"/>
+          <w:sz w:val="22"/>
+          <w:vertAlign w:val="subscript"/>
+        </w:rPr>
+        <w:t xml:space="preserve">ss</w:t>
+      </w:r>
+      <w:r>
+        <w:rPr>
+          <w:rFonts w:ascii="Arial" w:hAnsi="Arial" w:cs="Arial"/>
+          <w:b/>
+          <w:i/>
+          <w:color w:val="305496"/>
+          <w:sz w:val="22"/>
+        </w:rPr>
+        <w:t xml:space="preserve"> = 1/(1+12) = 0,0769</w:t>
+      </w:r>
+      <w:r>
+        <w:rPr>
+          <w:rFonts w:ascii="Arial" w:hAnsi="Arial" w:cs="Arial"/>
+          <w:b/>
+          <w:i/>
+          <w:color w:val="305496"/>
+          <w:sz w:val="22"/>
+        </w:rPr>
+        <w:t xml:space="preserve">   (13)</w:t>
       </w:r>
     </w:p>
     <w:p>
@@ -4240,6 +4900,15 @@
           <w:sz w:val="22"/>
         </w:rPr>
         <w:t xml:space="preserve">Menyisakan 7,69 persen terhadap step satuan.</w:t>
+      </w:r>
+      <w:r>
+        <w:rPr>
+          <w:rFonts w:ascii="Arial" w:hAnsi="Arial" w:cs="Arial"/>
+          <w:b w:val="0"/>
+          <w:i w:val="0"/>
+          <w:sz w:val="22"/>
+        </w:rPr>
+        <w:t xml:space="preserve"> Bentuk ringkasnya dituliskan pada Persamaan (14).</w:t>
       </w:r>
     </w:p>
     <w:p>
@@ -4270,7 +4939,17 @@
           <w:color w:val="305496"/>
           <w:sz w:val="22"/>
         </w:rPr>
-        <w:t xml:space="preserve">s + 2 + 24 = 0  =&gt;  s = -26</w:t>
+        <w:t xml:space="preserve">s + 2 + 24 = 0  ⇒  s = -26</w:t>
+      </w:r>
+      <w:r>
+        <w:rPr>
+          <w:rFonts w:ascii="Arial" w:hAnsi="Arial" w:cs="Arial"/>
+          <w:b/>
+          <w:i/>
+          <w:color w:val="305496"/>
+          <w:sz w:val="22"/>
+        </w:rPr>
+        <w:t xml:space="preserve">   (14)</w:t>
       </w:r>
     </w:p>
     <w:p>
@@ -4286,6 +4965,15 @@
           <w:sz w:val="22"/>
         </w:rPr>
         <w:t xml:space="preserve">Sangat cepat, konstanta waktu 1/26 detik.</w:t>
+      </w:r>
+      <w:r>
+        <w:rPr>
+          <w:rFonts w:ascii="Arial" w:hAnsi="Arial" w:cs="Arial"/>
+          <w:b w:val="0"/>
+          <w:i w:val="0"/>
+          <w:sz w:val="22"/>
+        </w:rPr>
+        <w:t xml:space="preserve"> Persamaan (15) memadatkan aturan tersebut.</w:t>
       </w:r>
     </w:p>
     <w:p>
@@ -4316,7 +5004,48 @@
           <w:color w:val="305496"/>
           <w:sz w:val="22"/>
         </w:rPr>
-        <w:t xml:space="preserve">L_B(s) = 24/(s*(s+2))</w:t>
+        <w:t xml:space="preserve"/>
+      </w:r>
+      <w:r>
+        <w:rPr>
+          <w:rFonts w:ascii="Arial" w:hAnsi="Arial" w:cs="Arial"/>
+          <w:b/>
+          <w:i/>
+          <w:color w:val="305496"/>
+          <w:sz w:val="22"/>
+        </w:rPr>
+        <w:t xml:space="preserve">L</w:t>
+      </w:r>
+      <w:r>
+        <w:rPr>
+          <w:rFonts w:ascii="Arial" w:hAnsi="Arial" w:cs="Arial"/>
+          <w:b/>
+          <w:i/>
+          <w:color w:val="305496"/>
+          <w:sz w:val="22"/>
+          <w:vertAlign w:val="subscript"/>
+        </w:rPr>
+        <w:t xml:space="preserve">B</w:t>
+      </w:r>
+      <w:r>
+        <w:rPr>
+          <w:rFonts w:ascii="Arial" w:hAnsi="Arial" w:cs="Arial"/>
+          <w:b/>
+          <w:i/>
+          <w:color w:val="305496"/>
+          <w:sz w:val="22"/>
+        </w:rPr>
+        <w:t xml:space="preserve">(s) = 24/(s·(s+2))</w:t>
+      </w:r>
+      <w:r>
+        <w:rPr>
+          <w:rFonts w:ascii="Arial" w:hAnsi="Arial" w:cs="Arial"/>
+          <w:b/>
+          <w:i/>
+          <w:color w:val="305496"/>
+          <w:sz w:val="22"/>
+        </w:rPr>
+        <w:t xml:space="preserve">   (15)</w:t>
       </w:r>
     </w:p>
     <w:p>
@@ -4332,6 +5061,15 @@
           <w:sz w:val="22"/>
         </w:rPr>
         <w:t xml:space="preserve">Sistem tipe satu karena memuat satu integrator.</w:t>
+      </w:r>
+      <w:r>
+        <w:rPr>
+          <w:rFonts w:ascii="Arial" w:hAnsi="Arial" w:cs="Arial"/>
+          <w:b w:val="0"/>
+          <w:i w:val="0"/>
+          <w:sz w:val="22"/>
+        </w:rPr>
+        <w:t xml:space="preserve"> Rangkuman kuantitatifnya tertulis pada Persamaan (16).</w:t>
       </w:r>
     </w:p>
     <w:p>
@@ -4362,7 +5100,48 @@
           <w:color w:val="305496"/>
           <w:sz w:val="22"/>
         </w:rPr>
-        <w:t xml:space="preserve">e_ss = 0</w:t>
+        <w:t xml:space="preserve"/>
+      </w:r>
+      <w:r>
+        <w:rPr>
+          <w:rFonts w:ascii="Arial" w:hAnsi="Arial" w:cs="Arial"/>
+          <w:b/>
+          <w:i/>
+          <w:color w:val="305496"/>
+          <w:sz w:val="22"/>
+        </w:rPr>
+        <w:t xml:space="preserve">e</w:t>
+      </w:r>
+      <w:r>
+        <w:rPr>
+          <w:rFonts w:ascii="Arial" w:hAnsi="Arial" w:cs="Arial"/>
+          <w:b/>
+          <w:i/>
+          <w:color w:val="305496"/>
+          <w:sz w:val="22"/>
+          <w:vertAlign w:val="subscript"/>
+        </w:rPr>
+        <w:t xml:space="preserve">ss</w:t>
+      </w:r>
+      <w:r>
+        <w:rPr>
+          <w:rFonts w:ascii="Arial" w:hAnsi="Arial" w:cs="Arial"/>
+          <w:b/>
+          <w:i/>
+          <w:color w:val="305496"/>
+          <w:sz w:val="22"/>
+        </w:rPr>
+        <w:t xml:space="preserve"> = 0</w:t>
+      </w:r>
+      <w:r>
+        <w:rPr>
+          <w:rFonts w:ascii="Arial" w:hAnsi="Arial" w:cs="Arial"/>
+          <w:b/>
+          <w:i/>
+          <w:color w:val="305496"/>
+          <w:sz w:val="22"/>
+        </w:rPr>
+        <w:t xml:space="preserve">   (16)</w:t>
       </w:r>
     </w:p>
     <w:p>
@@ -4378,6 +5157,15 @@
           <w:sz w:val="22"/>
         </w:rPr>
         <w:t xml:space="preserve">Integrator menghapus error terhadap step sepenuhnya.</w:t>
+      </w:r>
+      <w:r>
+        <w:rPr>
+          <w:rFonts w:ascii="Arial" w:hAnsi="Arial" w:cs="Arial"/>
+          <w:b w:val="0"/>
+          <w:i w:val="0"/>
+          <w:sz w:val="22"/>
+        </w:rPr>
+        <w:t xml:space="preserve"> Hubungan ini dirangkum dalam Persamaan (17).</w:t>
       </w:r>
     </w:p>
     <w:p>
@@ -4408,7 +5196,69 @@
           <w:color w:val="305496"/>
           <w:sz w:val="22"/>
         </w:rPr>
-        <w:t xml:space="preserve">s^2 + 2s + 24 = 0  =&gt;  s = -1 +/- j4,796</w:t>
+        <w:t xml:space="preserve">s</w:t>
+      </w:r>
+      <w:r>
+        <w:rPr>
+          <w:rFonts w:ascii="Arial" w:hAnsi="Arial" w:cs="Arial"/>
+          <w:b/>
+          <w:i/>
+          <w:color w:val="305496"/>
+          <w:sz w:val="22"/>
+          <w:vertAlign w:val="superscript"/>
+        </w:rPr>
+        <w:t xml:space="preserve">2</w:t>
+      </w:r>
+      <w:r>
+        <w:rPr>
+          <w:rFonts w:ascii="Arial" w:hAnsi="Arial" w:cs="Arial"/>
+          <w:b/>
+          <w:i/>
+          <w:color w:val="305496"/>
+          <w:sz w:val="22"/>
+        </w:rPr>
+        <w:t xml:space="preserve"> + 2s + 24 = 0  ⇒  s = -1 +/- </w:t>
+      </w:r>
+      <w:r>
+        <w:rPr>
+          <w:rFonts w:ascii="Arial" w:hAnsi="Arial" w:cs="Arial"/>
+          <w:b/>
+          <w:i/>
+          <w:color w:val="305496"/>
+          <w:sz w:val="22"/>
+        </w:rPr>
+        <w:t xml:space="preserve">j</w:t>
+      </w:r>
+      <w:r>
+        <w:rPr>
+          <w:rFonts w:ascii="Arial" w:hAnsi="Arial" w:cs="Arial"/>
+          <w:b/>
+          <w:i/>
+          <w:color w:val="305496"/>
+          <w:sz w:val="22"/>
+          <w:vertAlign w:val="subscript"/>
+        </w:rPr>
+        <w:t xml:space="preserve">4</w:t>
+      </w:r>
+      <w:r>
+        <w:rPr>
+          <w:rFonts w:ascii="Arial" w:hAnsi="Arial" w:cs="Arial"/>
+          <w:b/>
+          <w:i/>
+          <w:color w:val="305496"/>
+          <w:sz w:val="22"/>
+        </w:rPr>
+        <w:t xml:space="preserve">,796</w:t>
+      </w:r>
+      <w:r>
+        <w:rPr>
+          <w:rFonts w:ascii="Arial" w:hAnsi="Arial" w:cs="Arial"/>
+          <w:b/>
+          <w:i/>
+          <w:color w:val="305496"/>
+          <w:sz w:val="22"/>
+        </w:rPr>
+        <w:t xml:space="preserve">   (17)</w:t>
       </w:r>
     </w:p>
     <w:p>
@@ -4424,6 +5274,15 @@
           <w:sz w:val="22"/>
         </w:rPr>
         <w:t xml:space="preserve">Muncul osilasi yang tidak ada pada rancangan A.</w:t>
+      </w:r>
+      <w:r>
+        <w:rPr>
+          <w:rFonts w:ascii="Arial" w:hAnsi="Arial" w:cs="Arial"/>
+          <w:b w:val="0"/>
+          <w:i w:val="0"/>
+          <w:sz w:val="22"/>
+        </w:rPr>
+        <w:t xml:space="preserve"> Bentuk ringkasnya dituliskan pada Persamaan (18).</w:t>
       </w:r>
     </w:p>
     <w:p>
@@ -4454,7 +5313,17 @@
           <w:color w:val="305496"/>
           <w:sz w:val="22"/>
         </w:rPr>
-        <w:t xml:space="preserve">z = 2/(2*sqrt(24)) = 0,204</w:t>
+        <w:t xml:space="preserve">z = 2/(2·√(24)) = 0,204</w:t>
+      </w:r>
+      <w:r>
+        <w:rPr>
+          <w:rFonts w:ascii="Arial" w:hAnsi="Arial" w:cs="Arial"/>
+          <w:b/>
+          <w:i/>
+          <w:color w:val="305496"/>
+          <w:sz w:val="22"/>
+        </w:rPr>
+        <w:t xml:space="preserve">   (18)</w:t>
       </w:r>
     </w:p>
     <w:p>
@@ -5546,6 +6415,15 @@
           <w:sz w:val="22"/>
         </w:rPr>
         <w:t xml:space="preserve">Parameter acuan: Plant G(s) = 6/(s + 3) dengan umpan balik satuan. Dua rancangan dibandingkan: Rancangan P memakai controller proporsional Kp = 4, dan Rancangan I memakai integral murni Ki/s dengan Ki = 4. Gunakan angka ini kecuali soal menyebut angka lain.</w:t>
+      </w:r>
+      <w:r>
+        <w:rPr>
+          <w:rFonts w:ascii="Arial" w:hAnsi="Arial" w:cs="Arial"/>
+          <w:b w:val="0"/>
+          <w:i w:val="0"/>
+          <w:sz w:val="22"/>
+        </w:rPr>
+        <w:t xml:space="preserve"> Rinciannya dirangkum pada Tabel 1.</w:t>
       </w:r>
     </w:p>
     <w:p>
@@ -5909,22 +6787,78 @@
           <w:i w:val="0"/>
           <w:sz w:val="22"/>
         </w:rPr>
-        <w:t xml:space="preserve">C2. Untuk Rancangan P, hitung error tunak terhadap step satuan. Cetak: e_ss.</w:t>
-      </w:r>
-    </w:p>
-    <w:p>
-      <w:pPr>
-        <w:spacing w:line="360" w:lineRule="auto" w:after="120"/>
-        <w:jc w:val="both"/>
-      </w:pPr>
-      <w:r>
-        <w:rPr>
-          <w:rFonts w:ascii="Arial" w:hAnsi="Arial" w:cs="Arial"/>
-          <w:b w:val="0"/>
-          <w:i w:val="0"/>
-          <w:sz w:val="22"/>
-        </w:rPr>
-        <w:t xml:space="preserve">–  PETUNJUK: Langkah: 1) hitung G(0). 2) hitung L(0) = Kp x G(0). 3) e_ss = 1/(1 + L(0)).</w:t>
+        <w:t xml:space="preserve">C2. Untuk Rancangan P, hitung error tunak terhadap step satuan. Cetak: </w:t>
+      </w:r>
+      <w:r>
+        <w:rPr>
+          <w:rFonts w:ascii="Arial" w:hAnsi="Arial" w:cs="Arial"/>
+          <w:b w:val="0"/>
+          <w:i w:val="0"/>
+          <w:sz w:val="22"/>
+        </w:rPr>
+        <w:t xml:space="preserve">e</w:t>
+      </w:r>
+      <w:r>
+        <w:rPr>
+          <w:rFonts w:ascii="Arial" w:hAnsi="Arial" w:cs="Arial"/>
+          <w:b w:val="0"/>
+          <w:i w:val="0"/>
+          <w:sz w:val="22"/>
+          <w:vertAlign w:val="subscript"/>
+        </w:rPr>
+        <w:t xml:space="preserve">ss</w:t>
+      </w:r>
+      <w:r>
+        <w:rPr>
+          <w:rFonts w:ascii="Arial" w:hAnsi="Arial" w:cs="Arial"/>
+          <w:b w:val="0"/>
+          <w:i w:val="0"/>
+          <w:sz w:val="22"/>
+        </w:rPr>
+        <w:t xml:space="preserve">.</w:t>
+      </w:r>
+    </w:p>
+    <w:p>
+      <w:pPr>
+        <w:spacing w:line="360" w:lineRule="auto" w:after="120"/>
+        <w:jc w:val="both"/>
+      </w:pPr>
+      <w:r>
+        <w:rPr>
+          <w:rFonts w:ascii="Arial" w:hAnsi="Arial" w:cs="Arial"/>
+          <w:b w:val="0"/>
+          <w:i w:val="0"/>
+          <w:sz w:val="22"/>
+        </w:rPr>
+        <w:t xml:space="preserve">–  PETUNJUK: Langkah: 1) hitung G(0). 2) hitung L(0) = Kp x G(0). 3) </w:t>
+      </w:r>
+      <w:r>
+        <w:rPr>
+          <w:rFonts w:ascii="Arial" w:hAnsi="Arial" w:cs="Arial"/>
+          <w:b w:val="0"/>
+          <w:i w:val="0"/>
+          <w:sz w:val="22"/>
+        </w:rPr>
+        <w:t xml:space="preserve">e</w:t>
+      </w:r>
+      <w:r>
+        <w:rPr>
+          <w:rFonts w:ascii="Arial" w:hAnsi="Arial" w:cs="Arial"/>
+          <w:b w:val="0"/>
+          <w:i w:val="0"/>
+          <w:sz w:val="22"/>
+          <w:vertAlign w:val="subscript"/>
+        </w:rPr>
+        <w:t xml:space="preserve">ss</w:t>
+      </w:r>
+      <w:r>
+        <w:rPr>
+          <w:rFonts w:ascii="Arial" w:hAnsi="Arial" w:cs="Arial"/>
+          <w:b w:val="0"/>
+          <w:i w:val="0"/>
+          <w:sz w:val="22"/>
+        </w:rPr>
+        <w:t xml:space="preserve"> = 1/(1 + L(0)).</w:t>
       </w:r>
     </w:p>
     <w:p>
@@ -5954,22 +6888,50 @@
           <w:i w:val="0"/>
           <w:sz w:val="22"/>
         </w:rPr>
-        <w:t xml:space="preserve">–  PETUNJUK: Langkah: 1) susun 1 + Kp*G = 0. 2) kalikan dengan penyebut plant menjadi s + 3 + Kp*6 = 0. 3) selesaikan s.</w:t>
-      </w:r>
-    </w:p>
-    <w:p>
-      <w:pPr>
-        <w:spacing w:line="360" w:lineRule="auto" w:after="120"/>
-        <w:jc w:val="both"/>
-      </w:pPr>
-      <w:r>
-        <w:rPr>
-          <w:rFonts w:ascii="Arial" w:hAnsi="Arial" w:cs="Arial"/>
-          <w:b w:val="0"/>
-          <w:i w:val="0"/>
-          <w:sz w:val="22"/>
-        </w:rPr>
-        <w:t xml:space="preserve">C4. Untuk Rancangan P, hitung konstanta waktu loop tertutup dalam detik. Cetak: tau_cl.</w:t>
+        <w:t xml:space="preserve">–  PETUNJUK: Langkah: 1) susun 1 + Kp·G = 0. 2) kalikan dengan penyebut plant menjadi s + 3 + Kp·6 = 0. 3) selesaikan s.</w:t>
+      </w:r>
+    </w:p>
+    <w:p>
+      <w:pPr>
+        <w:spacing w:line="360" w:lineRule="auto" w:after="120"/>
+        <w:jc w:val="both"/>
+      </w:pPr>
+      <w:r>
+        <w:rPr>
+          <w:rFonts w:ascii="Arial" w:hAnsi="Arial" w:cs="Arial"/>
+          <w:b w:val="0"/>
+          <w:i w:val="0"/>
+          <w:sz w:val="22"/>
+        </w:rPr>
+        <w:t xml:space="preserve">C4. Untuk Rancangan P, hitung konstanta waktu loop tertutup dalam detik. Cetak: </w:t>
+      </w:r>
+      <w:r>
+        <w:rPr>
+          <w:rFonts w:ascii="Arial" w:hAnsi="Arial" w:cs="Arial"/>
+          <w:b w:val="0"/>
+          <w:i w:val="0"/>
+          <w:sz w:val="22"/>
+        </w:rPr>
+        <w:t xml:space="preserve">τ</w:t>
+      </w:r>
+      <w:r>
+        <w:rPr>
+          <w:rFonts w:ascii="Arial" w:hAnsi="Arial" w:cs="Arial"/>
+          <w:b w:val="0"/>
+          <w:i w:val="0"/>
+          <w:sz w:val="22"/>
+          <w:vertAlign w:val="subscript"/>
+        </w:rPr>
+        <w:t xml:space="preserve">cl</w:t>
+      </w:r>
+      <w:r>
+        <w:rPr>
+          <w:rFonts w:ascii="Arial" w:hAnsi="Arial" w:cs="Arial"/>
+          <w:b w:val="0"/>
+          <w:i w:val="0"/>
+          <w:sz w:val="22"/>
+        </w:rPr>
+        <w:t xml:space="preserve">.</w:t>
       </w:r>
     </w:p>
     <w:p>
@@ -5999,22 +6961,78 @@
           <w:i w:val="0"/>
           <w:sz w:val="22"/>
         </w:rPr>
-        <w:t xml:space="preserve">C5. Untuk Rancangan P, hitung waktu menetap pada pita dua persen, dalam detik. Cetak: t_s.</w:t>
-      </w:r>
-    </w:p>
-    <w:p>
-      <w:pPr>
-        <w:spacing w:line="360" w:lineRule="auto" w:after="120"/>
-        <w:jc w:val="both"/>
-      </w:pPr>
-      <w:r>
-        <w:rPr>
-          <w:rFonts w:ascii="Arial" w:hAnsi="Arial" w:cs="Arial"/>
-          <w:b w:val="0"/>
-          <w:i w:val="0"/>
-          <w:sz w:val="22"/>
-        </w:rPr>
-        <w:t xml:space="preserve">–  PETUNJUK: Langkah: 1) peroleh pole tertutup. 2) hitung konstanta waktunya. 3) t_s = 4 x konstanta waktu.</w:t>
+        <w:t xml:space="preserve">C5. Untuk Rancangan P, hitung waktu menetap pada pita dua persen, dalam detik. Cetak: </w:t>
+      </w:r>
+      <w:r>
+        <w:rPr>
+          <w:rFonts w:ascii="Arial" w:hAnsi="Arial" w:cs="Arial"/>
+          <w:b w:val="0"/>
+          <w:i w:val="0"/>
+          <w:sz w:val="22"/>
+        </w:rPr>
+        <w:t xml:space="preserve">t</w:t>
+      </w:r>
+      <w:r>
+        <w:rPr>
+          <w:rFonts w:ascii="Arial" w:hAnsi="Arial" w:cs="Arial"/>
+          <w:b w:val="0"/>
+          <w:i w:val="0"/>
+          <w:sz w:val="22"/>
+          <w:vertAlign w:val="subscript"/>
+        </w:rPr>
+        <w:t xml:space="preserve">s</w:t>
+      </w:r>
+      <w:r>
+        <w:rPr>
+          <w:rFonts w:ascii="Arial" w:hAnsi="Arial" w:cs="Arial"/>
+          <w:b w:val="0"/>
+          <w:i w:val="0"/>
+          <w:sz w:val="22"/>
+        </w:rPr>
+        <w:t xml:space="preserve">.</w:t>
+      </w:r>
+    </w:p>
+    <w:p>
+      <w:pPr>
+        <w:spacing w:line="360" w:lineRule="auto" w:after="120"/>
+        <w:jc w:val="both"/>
+      </w:pPr>
+      <w:r>
+        <w:rPr>
+          <w:rFonts w:ascii="Arial" w:hAnsi="Arial" w:cs="Arial"/>
+          <w:b w:val="0"/>
+          <w:i w:val="0"/>
+          <w:sz w:val="22"/>
+        </w:rPr>
+        <w:t xml:space="preserve">–  PETUNJUK: Langkah: 1) peroleh pole tertutup. 2) hitung konstanta waktunya. 3) </w:t>
+      </w:r>
+      <w:r>
+        <w:rPr>
+          <w:rFonts w:ascii="Arial" w:hAnsi="Arial" w:cs="Arial"/>
+          <w:b w:val="0"/>
+          <w:i w:val="0"/>
+          <w:sz w:val="22"/>
+        </w:rPr>
+        <w:t xml:space="preserve">t</w:t>
+      </w:r>
+      <w:r>
+        <w:rPr>
+          <w:rFonts w:ascii="Arial" w:hAnsi="Arial" w:cs="Arial"/>
+          <w:b w:val="0"/>
+          <w:i w:val="0"/>
+          <w:sz w:val="22"/>
+          <w:vertAlign w:val="subscript"/>
+        </w:rPr>
+        <w:t xml:space="preserve">s</w:t>
+      </w:r>
+      <w:r>
+        <w:rPr>
+          <w:rFonts w:ascii="Arial" w:hAnsi="Arial" w:cs="Arial"/>
+          <w:b w:val="0"/>
+          <w:i w:val="0"/>
+          <w:sz w:val="22"/>
+        </w:rPr>
+        <w:t xml:space="preserve"> = 4 x konstanta waktu.</w:t>
       </w:r>
     </w:p>
     <w:p>
@@ -6044,37 +7062,93 @@
           <w:i w:val="0"/>
           <w:sz w:val="22"/>
         </w:rPr>
-        <w:t xml:space="preserve">–  PETUNJUK: Langkah: 1) susun L(s) = Ki*G(s)/s. 2) Kv adalah limit s*L(s) saat s menuju nol. 3) suku s saling menghapus sehingga tersisa Ki*G(0).</w:t>
-      </w:r>
-    </w:p>
-    <w:p>
-      <w:pPr>
-        <w:spacing w:line="360" w:lineRule="auto" w:after="120"/>
-        <w:jc w:val="both"/>
-      </w:pPr>
-      <w:r>
-        <w:rPr>
-          <w:rFonts w:ascii="Arial" w:hAnsi="Arial" w:cs="Arial"/>
-          <w:b w:val="0"/>
-          <w:i w:val="0"/>
-          <w:sz w:val="22"/>
-        </w:rPr>
-        <w:t xml:space="preserve">C7. Untuk Rancangan I, hitung error tunak terhadap ramp satuan. Cetak: e_ramp.</w:t>
-      </w:r>
-    </w:p>
-    <w:p>
-      <w:pPr>
-        <w:spacing w:line="360" w:lineRule="auto" w:after="120"/>
-        <w:jc w:val="both"/>
-      </w:pPr>
-      <w:r>
-        <w:rPr>
-          <w:rFonts w:ascii="Arial" w:hAnsi="Arial" w:cs="Arial"/>
-          <w:b w:val="0"/>
-          <w:i w:val="0"/>
-          <w:sz w:val="22"/>
-        </w:rPr>
-        <w:t xml:space="preserve">–  PETUNJUK: Langkah: 1) pastikan sistemnya tipe satu. 2) hitung Kv. 3) e_ramp = 1/Kv.</w:t>
+        <w:t xml:space="preserve">–  PETUNJUK: Langkah: 1) susun L(s) = Ki·G(s)/s. 2) Kv adalah limit s·L(s) saat s menuju nol. 3) suku s saling menghapus sehingga tersisa Ki·G(0).</w:t>
+      </w:r>
+    </w:p>
+    <w:p>
+      <w:pPr>
+        <w:spacing w:line="360" w:lineRule="auto" w:after="120"/>
+        <w:jc w:val="both"/>
+      </w:pPr>
+      <w:r>
+        <w:rPr>
+          <w:rFonts w:ascii="Arial" w:hAnsi="Arial" w:cs="Arial"/>
+          <w:b w:val="0"/>
+          <w:i w:val="0"/>
+          <w:sz w:val="22"/>
+        </w:rPr>
+        <w:t xml:space="preserve">C7. Untuk Rancangan I, hitung error tunak terhadap ramp satuan. Cetak: </w:t>
+      </w:r>
+      <w:r>
+        <w:rPr>
+          <w:rFonts w:ascii="Arial" w:hAnsi="Arial" w:cs="Arial"/>
+          <w:b w:val="0"/>
+          <w:i w:val="0"/>
+          <w:sz w:val="22"/>
+        </w:rPr>
+        <w:t xml:space="preserve">e</w:t>
+      </w:r>
+      <w:r>
+        <w:rPr>
+          <w:rFonts w:ascii="Arial" w:hAnsi="Arial" w:cs="Arial"/>
+          <w:b w:val="0"/>
+          <w:i w:val="0"/>
+          <w:sz w:val="22"/>
+          <w:vertAlign w:val="subscript"/>
+        </w:rPr>
+        <w:t xml:space="preserve">ramp</w:t>
+      </w:r>
+      <w:r>
+        <w:rPr>
+          <w:rFonts w:ascii="Arial" w:hAnsi="Arial" w:cs="Arial"/>
+          <w:b w:val="0"/>
+          <w:i w:val="0"/>
+          <w:sz w:val="22"/>
+        </w:rPr>
+        <w:t xml:space="preserve">.</w:t>
+      </w:r>
+    </w:p>
+    <w:p>
+      <w:pPr>
+        <w:spacing w:line="360" w:lineRule="auto" w:after="120"/>
+        <w:jc w:val="both"/>
+      </w:pPr>
+      <w:r>
+        <w:rPr>
+          <w:rFonts w:ascii="Arial" w:hAnsi="Arial" w:cs="Arial"/>
+          <w:b w:val="0"/>
+          <w:i w:val="0"/>
+          <w:sz w:val="22"/>
+        </w:rPr>
+        <w:t xml:space="preserve">–  PETUNJUK: Langkah: 1) pastikan sistemnya tipe satu. 2) hitung Kv. 3) </w:t>
+      </w:r>
+      <w:r>
+        <w:rPr>
+          <w:rFonts w:ascii="Arial" w:hAnsi="Arial" w:cs="Arial"/>
+          <w:b w:val="0"/>
+          <w:i w:val="0"/>
+          <w:sz w:val="22"/>
+        </w:rPr>
+        <w:t xml:space="preserve">e</w:t>
+      </w:r>
+      <w:r>
+        <w:rPr>
+          <w:rFonts w:ascii="Arial" w:hAnsi="Arial" w:cs="Arial"/>
+          <w:b w:val="0"/>
+          <w:i w:val="0"/>
+          <w:sz w:val="22"/>
+          <w:vertAlign w:val="subscript"/>
+        </w:rPr>
+        <w:t xml:space="preserve">ramp</w:t>
+      </w:r>
+      <w:r>
+        <w:rPr>
+          <w:rFonts w:ascii="Arial" w:hAnsi="Arial" w:cs="Arial"/>
+          <w:b w:val="0"/>
+          <w:i w:val="0"/>
+          <w:sz w:val="22"/>
+        </w:rPr>
+        <w:t xml:space="preserve"> = 1/Kv.</w:t>
       </w:r>
     </w:p>
     <w:p>
@@ -6104,7 +7178,26 @@
           <w:i w:val="0"/>
           <w:sz w:val="22"/>
         </w:rPr>
-        <w:t xml:space="preserve">–  PETUNJUK: Langkah: 1) susun persamaan karakteristik s^2 + 3s + Ki*6 = 0. 2) bandingkan dengan bentuk baku. 3) wn = akar dari suku konstanta.</w:t>
+        <w:t xml:space="preserve">–  PETUNJUK: Langkah: 1) susun persamaan karakteristik s</w:t>
+      </w:r>
+      <w:r>
+        <w:rPr>
+          <w:rFonts w:ascii="Arial" w:hAnsi="Arial" w:cs="Arial"/>
+          <w:b w:val="0"/>
+          <w:i w:val="0"/>
+          <w:sz w:val="22"/>
+          <w:vertAlign w:val="superscript"/>
+        </w:rPr>
+        <w:t xml:space="preserve">2</w:t>
+      </w:r>
+      <w:r>
+        <w:rPr>
+          <w:rFonts w:ascii="Arial" w:hAnsi="Arial" w:cs="Arial"/>
+          <w:b w:val="0"/>
+          <w:i w:val="0"/>
+          <w:sz w:val="22"/>
+        </w:rPr>
+        <w:t xml:space="preserve"> + 3s + Ki·6 = 0. 2) bandingkan dengan bentuk baku. 3) wn = akar dari suku konstanta.</w:t>
       </w:r>
     </w:p>
     <w:p>
@@ -6134,7 +7227,7 @@
           <w:i w:val="0"/>
           <w:sz w:val="22"/>
         </w:rPr>
-        <w:t xml:space="preserve">–  PETUNJUK: Langkah: 1) susun persamaan karakteristik. 2) peroleh wn dari suku konstanta. 3) koefisien s sama dengan 2*z*wn. 4) selesaikan z.</w:t>
+        <w:t xml:space="preserve">–  PETUNJUK: Langkah: 1) susun persamaan karakteristik. 2) peroleh wn dari suku konstanta. 3) koefisien s sama dengan 2·z·wn. 4) selesaikan z.</w:t>
       </w:r>
     </w:p>
     <w:p>
@@ -6164,7 +7257,45 @@
           <w:i w:val="0"/>
           <w:sz w:val="22"/>
         </w:rPr>
-        <w:t xml:space="preserve">–  PETUNJUK: Langkah: 1) peroleh z. 2) hitung sqrt(1 - z^2). 3) hitung pi*z/sqrt(1-z^2). 4) Mp = exp(-hasil) lalu kalikan 100.</w:t>
+        <w:t xml:space="preserve">–  PETUNJUK: Langkah: 1) peroleh z. 2) hitung √(1 - z</w:t>
+      </w:r>
+      <w:r>
+        <w:rPr>
+          <w:rFonts w:ascii="Arial" w:hAnsi="Arial" w:cs="Arial"/>
+          <w:b w:val="0"/>
+          <w:i w:val="0"/>
+          <w:sz w:val="22"/>
+          <w:vertAlign w:val="superscript"/>
+        </w:rPr>
+        <w:t xml:space="preserve">2</w:t>
+      </w:r>
+      <w:r>
+        <w:rPr>
+          <w:rFonts w:ascii="Arial" w:hAnsi="Arial" w:cs="Arial"/>
+          <w:b w:val="0"/>
+          <w:i w:val="0"/>
+          <w:sz w:val="22"/>
+        </w:rPr>
+        <w:t xml:space="preserve">). 3) hitung π·z/√(1-z</w:t>
+      </w:r>
+      <w:r>
+        <w:rPr>
+          <w:rFonts w:ascii="Arial" w:hAnsi="Arial" w:cs="Arial"/>
+          <w:b w:val="0"/>
+          <w:i w:val="0"/>
+          <w:sz w:val="22"/>
+          <w:vertAlign w:val="superscript"/>
+        </w:rPr>
+        <w:t xml:space="preserve">2</w:t>
+      </w:r>
+      <w:r>
+        <w:rPr>
+          <w:rFonts w:ascii="Arial" w:hAnsi="Arial" w:cs="Arial"/>
+          <w:b w:val="0"/>
+          <w:i w:val="0"/>
+          <w:sz w:val="22"/>
+        </w:rPr>
+        <w:t xml:space="preserve">). 4) Mp = exp(-hasil) lalu kalikan 100.</w:t>
       </w:r>
     </w:p>
     <w:p>
@@ -6210,7 +7341,45 @@
           <w:i w:val="0"/>
           <w:sz w:val="22"/>
         </w:rPr>
-        <w:t xml:space="preserve">–  PETUNJUK: Langkah: 1) tulis L(jw) = Kp*6/(jw + 3). 2) besarnya = 24/sqrt(w^2 + 9). 3) samakan dengan satu untuk mencari frekuensi crossover. 4) selesaikan w = sqrt(24^2 - 9). 5) hitung fase = -arctan(w/3) dalam derajat. 6) PM = 180 ditambah fase itu.</w:t>
+        <w:t xml:space="preserve">–  PETUNJUK: Langkah: 1) tulis L(jw) = Kp·6/(jw + 3). 2) besarnya = 24/√(w</w:t>
+      </w:r>
+      <w:r>
+        <w:rPr>
+          <w:rFonts w:ascii="Arial" w:hAnsi="Arial" w:cs="Arial"/>
+          <w:b w:val="0"/>
+          <w:i w:val="0"/>
+          <w:sz w:val="22"/>
+          <w:vertAlign w:val="superscript"/>
+        </w:rPr>
+        <w:t xml:space="preserve">2</w:t>
+      </w:r>
+      <w:r>
+        <w:rPr>
+          <w:rFonts w:ascii="Arial" w:hAnsi="Arial" w:cs="Arial"/>
+          <w:b w:val="0"/>
+          <w:i w:val="0"/>
+          <w:sz w:val="22"/>
+        </w:rPr>
+        <w:t xml:space="preserve"> + 9). 3) samakan dengan satu untuk mencari frekuensi crossover. 4) selesaikan w = √(24</w:t>
+      </w:r>
+      <w:r>
+        <w:rPr>
+          <w:rFonts w:ascii="Arial" w:hAnsi="Arial" w:cs="Arial"/>
+          <w:b w:val="0"/>
+          <w:i w:val="0"/>
+          <w:sz w:val="22"/>
+          <w:vertAlign w:val="superscript"/>
+        </w:rPr>
+        <w:t xml:space="preserve">2</w:t>
+      </w:r>
+      <w:r>
+        <w:rPr>
+          <w:rFonts w:ascii="Arial" w:hAnsi="Arial" w:cs="Arial"/>
+          <w:b w:val="0"/>
+          <w:i w:val="0"/>
+          <w:sz w:val="22"/>
+        </w:rPr>
+        <w:t xml:space="preserve"> - 9). 5) hitung fase = -arctan(w/3) dalam derajat. 6) PM = 180 ditambah fase itu.</w:t>
       </w:r>
     </w:p>
     <w:p>
@@ -6240,7 +7409,45 @@
           <w:i w:val="0"/>
           <w:sz w:val="22"/>
         </w:rPr>
-        <w:t xml:space="preserve">–  PETUNJUK: Langkah: 1) tulis L(jw) = Ki*6/(jw*(jw+3)). 2) besarnya = 24/(w*sqrt(w^2+9)). 3) samakan dengan satu. 4) susun w*sqrt(w^2+9) = 24. 5) kenali bentuknya tidak dapat diselesaikan aljabar sederhana. 6) cari akarnya secara numerik, misalnya dengan brentq atau bagi dua.</w:t>
+        <w:t xml:space="preserve">–  PETUNJUK: Langkah: 1) tulis L(jw) = Ki·6/(jw·(jw+3)). 2) besarnya = 24/(w·√(w</w:t>
+      </w:r>
+      <w:r>
+        <w:rPr>
+          <w:rFonts w:ascii="Arial" w:hAnsi="Arial" w:cs="Arial"/>
+          <w:b w:val="0"/>
+          <w:i w:val="0"/>
+          <w:sz w:val="22"/>
+          <w:vertAlign w:val="superscript"/>
+        </w:rPr>
+        <w:t xml:space="preserve">2</w:t>
+      </w:r>
+      <w:r>
+        <w:rPr>
+          <w:rFonts w:ascii="Arial" w:hAnsi="Arial" w:cs="Arial"/>
+          <w:b w:val="0"/>
+          <w:i w:val="0"/>
+          <w:sz w:val="22"/>
+        </w:rPr>
+        <w:t xml:space="preserve">+9)). 3) samakan dengan satu. 4) susun w·√(w</w:t>
+      </w:r>
+      <w:r>
+        <w:rPr>
+          <w:rFonts w:ascii="Arial" w:hAnsi="Arial" w:cs="Arial"/>
+          <w:b w:val="0"/>
+          <w:i w:val="0"/>
+          <w:sz w:val="22"/>
+          <w:vertAlign w:val="superscript"/>
+        </w:rPr>
+        <w:t xml:space="preserve">2</w:t>
+      </w:r>
+      <w:r>
+        <w:rPr>
+          <w:rFonts w:ascii="Arial" w:hAnsi="Arial" w:cs="Arial"/>
+          <w:b w:val="0"/>
+          <w:i w:val="0"/>
+          <w:sz w:val="22"/>
+        </w:rPr>
+        <w:t xml:space="preserve">+9) = 24. 5) kenali bentuknya tidak dapat diselesaikan aljabar sederhana. 6) cari akarnya secara numerik, misalnya dengan brentq atau bagi dua.</w:t>
       </w:r>
     </w:p>
     <w:p>
@@ -6315,22 +7522,106 @@
           <w:i w:val="0"/>
           <w:sz w:val="22"/>
         </w:rPr>
-        <w:t xml:space="preserve">C15 (Lanjut). Rancangan P disetel ulang agar error tunak menjadi 2 persen. Hitung waktu menetap pita dua persen yang dihasilkan, dalam detik. Cetak: t_s.</w:t>
-      </w:r>
-    </w:p>
-    <w:p>
-      <w:pPr>
-        <w:spacing w:line="360" w:lineRule="auto" w:after="120"/>
-        <w:jc w:val="both"/>
-      </w:pPr>
-      <w:r>
-        <w:rPr>
-          <w:rFonts w:ascii="Arial" w:hAnsi="Arial" w:cs="Arial"/>
-          <w:b w:val="0"/>
-          <w:i w:val="0"/>
-          <w:sz w:val="22"/>
-        </w:rPr>
-        <w:t xml:space="preserve">–  PETUNJUK: Langkah: 1) hitung G(0). 2) susun e_ss = 1/(1 + Kp*G(0)) = 0,02. 3) selesaikan Kp. 4) susun persamaan karakteristik s + 3 + Kp*6 = 0. 5) peroleh pole tertutup lalu konstanta waktunya. 6) t_s = 4 x konstanta waktu.</w:t>
+        <w:t xml:space="preserve">C15 (Lanjut). Rancangan P disetel ulang agar error tunak menjadi 2 persen. Hitung waktu menetap pita dua persen yang dihasilkan, dalam detik. Cetak: </w:t>
+      </w:r>
+      <w:r>
+        <w:rPr>
+          <w:rFonts w:ascii="Arial" w:hAnsi="Arial" w:cs="Arial"/>
+          <w:b w:val="0"/>
+          <w:i w:val="0"/>
+          <w:sz w:val="22"/>
+        </w:rPr>
+        <w:t xml:space="preserve">t</w:t>
+      </w:r>
+      <w:r>
+        <w:rPr>
+          <w:rFonts w:ascii="Arial" w:hAnsi="Arial" w:cs="Arial"/>
+          <w:b w:val="0"/>
+          <w:i w:val="0"/>
+          <w:sz w:val="22"/>
+          <w:vertAlign w:val="subscript"/>
+        </w:rPr>
+        <w:t xml:space="preserve">s</w:t>
+      </w:r>
+      <w:r>
+        <w:rPr>
+          <w:rFonts w:ascii="Arial" w:hAnsi="Arial" w:cs="Arial"/>
+          <w:b w:val="0"/>
+          <w:i w:val="0"/>
+          <w:sz w:val="22"/>
+        </w:rPr>
+        <w:t xml:space="preserve">.</w:t>
+      </w:r>
+    </w:p>
+    <w:p>
+      <w:pPr>
+        <w:spacing w:line="360" w:lineRule="auto" w:after="120"/>
+        <w:jc w:val="both"/>
+      </w:pPr>
+      <w:r>
+        <w:rPr>
+          <w:rFonts w:ascii="Arial" w:hAnsi="Arial" w:cs="Arial"/>
+          <w:b w:val="0"/>
+          <w:i w:val="0"/>
+          <w:sz w:val="22"/>
+        </w:rPr>
+        <w:t xml:space="preserve">–  PETUNJUK: Langkah: 1) hitung G(0). 2) susun </w:t>
+      </w:r>
+      <w:r>
+        <w:rPr>
+          <w:rFonts w:ascii="Arial" w:hAnsi="Arial" w:cs="Arial"/>
+          <w:b w:val="0"/>
+          <w:i w:val="0"/>
+          <w:sz w:val="22"/>
+        </w:rPr>
+        <w:t xml:space="preserve">e</w:t>
+      </w:r>
+      <w:r>
+        <w:rPr>
+          <w:rFonts w:ascii="Arial" w:hAnsi="Arial" w:cs="Arial"/>
+          <w:b w:val="0"/>
+          <w:i w:val="0"/>
+          <w:sz w:val="22"/>
+          <w:vertAlign w:val="subscript"/>
+        </w:rPr>
+        <w:t xml:space="preserve">ss</w:t>
+      </w:r>
+      <w:r>
+        <w:rPr>
+          <w:rFonts w:ascii="Arial" w:hAnsi="Arial" w:cs="Arial"/>
+          <w:b w:val="0"/>
+          <w:i w:val="0"/>
+          <w:sz w:val="22"/>
+        </w:rPr>
+        <w:t xml:space="preserve"> = 1/(1 + Kp·G(0)) = 0,02. 3) selesaikan Kp. 4) susun persamaan karakteristik s + 3 + Kp·6 = 0. 5) peroleh pole tertutup lalu konstanta waktunya. 6) </w:t>
+      </w:r>
+      <w:r>
+        <w:rPr>
+          <w:rFonts w:ascii="Arial" w:hAnsi="Arial" w:cs="Arial"/>
+          <w:b w:val="0"/>
+          <w:i w:val="0"/>
+          <w:sz w:val="22"/>
+        </w:rPr>
+        <w:t xml:space="preserve">t</w:t>
+      </w:r>
+      <w:r>
+        <w:rPr>
+          <w:rFonts w:ascii="Arial" w:hAnsi="Arial" w:cs="Arial"/>
+          <w:b w:val="0"/>
+          <w:i w:val="0"/>
+          <w:sz w:val="22"/>
+          <w:vertAlign w:val="subscript"/>
+        </w:rPr>
+        <w:t xml:space="preserve">s</w:t>
+      </w:r>
+      <w:r>
+        <w:rPr>
+          <w:rFonts w:ascii="Arial" w:hAnsi="Arial" w:cs="Arial"/>
+          <w:b w:val="0"/>
+          <w:i w:val="0"/>
+          <w:sz w:val="22"/>
+        </w:rPr>
+        <w:t xml:space="preserve"> = 4 x konstanta waktu.</w:t>
       </w:r>
     </w:p>
     <w:p>

--- a/Sistem-Kendali-Cerdas/Modul-Word/Modul-8-Karakteristik-Respons-Sistem-Umpan-Balik.docx
+++ b/Sistem-Kendali-Cerdas/Modul-Word/Modul-8-Karakteristik-Respons-Sistem-Umpan-Balik.docx
@@ -3557,6 +3557,15 @@
         </w:rPr>
         <w:t xml:space="preserve">Karena itu perancangan yang matang selalu menyebutkan di mana batasnya. Sampai berapa gain boleh naik sebelum actuator jenuh pada perubahan setpoint terbesar yang diperkirakan, dan sampai berapa sebelum derau sensor membuat actuator bergetar terus-menerus. Kedua angka itu, bukan selera, yang menentukan penyetelan akhir.</w:t>
       </w:r>
+      <w:r>
+        <w:rPr>
+          <w:rFonts w:ascii="Arial" w:hAnsi="Arial" w:cs="Arial"/>
+          <w:b w:val="0"/>
+          <w:i w:val="0"/>
+          <w:sz w:val="22"/>
+        </w:rPr>
+        <w:t xml:space="preserve"> Hubungan ini dirangkum dalam Persamaan (5).</w:t>
+      </w:r>
     </w:p>
     <w:p>
       <w:pPr>
@@ -3572,6 +3581,16 @@
           <w:sz w:val="22"/>
         </w:rPr>
         <w:t xml:space="preserve">S + T = 1 selalu   |   menekan S pada satu rentang berarti membesarkan di rentang lain</w:t>
+      </w:r>
+      <w:r>
+        <w:rPr>
+          <w:rFonts w:ascii="Arial" w:hAnsi="Arial" w:cs="Arial"/>
+          <w:b/>
+          <w:i/>
+          <w:color w:val="305496"/>
+          <w:sz w:val="22"/>
+        </w:rPr>
+        <w:t xml:space="preserve">   (5)</w:t>
       </w:r>
     </w:p>
     <w:p>
@@ -3721,6 +3740,15 @@
         </w:rPr>
         <w:t xml:space="preserve">Karena itu pendekatan pole dominan sebaiknya diperlakukan sebagai alat memperkirakan, bukan sebagai kebenaran. Angka yang diperoleh darinya menjadi titik awal yang baik, lalu diperiksa lewat simulasi penuh yang memuat seluruh pole dan zero sebelum dipakai sebagai dasar keputusan.</w:t>
       </w:r>
+      <w:r>
+        <w:rPr>
+          <w:rFonts w:ascii="Arial" w:hAnsi="Arial" w:cs="Arial"/>
+          <w:b w:val="0"/>
+          <w:i w:val="0"/>
+          <w:sz w:val="22"/>
+        </w:rPr>
+        <w:t xml:space="preserve"> Bentuk ringkasnya dituliskan pada Persamaan (6).</w:t>
+      </w:r>
     </w:p>
     <w:p>
       <w:pPr>
@@ -3737,6 +3765,16 @@
         </w:rPr>
         <w:t xml:space="preserve">sahih bila pole lain ≥ 5 kali lebih jauh, dan tidak ada zero dekat pole dominan</w:t>
       </w:r>
+      <w:r>
+        <w:rPr>
+          <w:rFonts w:ascii="Arial" w:hAnsi="Arial" w:cs="Arial"/>
+          <w:b/>
+          <w:i/>
+          <w:color w:val="305496"/>
+          <w:sz w:val="22"/>
+        </w:rPr>
+        <w:t xml:space="preserve">   (6)</w:t>
+      </w:r>
     </w:p>
     <w:p>
       <w:pPr>
@@ -3820,7 +3858,7 @@
           <w:i w:val="0"/>
           <w:sz w:val="22"/>
         </w:rPr>
-        <w:t xml:space="preserve"> Hubungan ini dirangkum dalam Persamaan (5).</w:t>
+        <w:t xml:space="preserve"> Persamaan (7) memadatkan aturan tersebut.</w:t>
       </w:r>
     </w:p>
     <w:p>
@@ -3846,7 +3884,7 @@
           <w:color w:val="305496"/>
           <w:sz w:val="22"/>
         </w:rPr>
-        <w:t xml:space="preserve">   (5)</w:t>
+        <w:t xml:space="preserve">   (7)</w:t>
       </w:r>
     </w:p>
     <w:p>
@@ -3924,6 +3962,15 @@
         </w:rPr>
         <w:t xml:space="preserve">Bandwidth juga dibatasi oleh dinamika yang tidak dimodelkan. Setiap sistem memiliki mode berfrekuensi tinggi yang diabaikan saat pemodelan, dan menaikkan bandwidth mendekati mode itu membangunkannya. Karena itu batas praktis bandwidth ditentukan oleh frekuensi tempat model plant tidak lagi dapat dipercaya, bukan oleh keinginan perancang.</w:t>
       </w:r>
+      <w:r>
+        <w:rPr>
+          <w:rFonts w:ascii="Arial" w:hAnsi="Arial" w:cs="Arial"/>
+          <w:b w:val="0"/>
+          <w:i w:val="0"/>
+          <w:sz w:val="22"/>
+        </w:rPr>
+        <w:t xml:space="preserve"> Rangkuman kuantitatifnya tertulis pada Persamaan (8).</w:t>
+      </w:r>
     </w:p>
     <w:p>
       <w:pPr>
@@ -3939,6 +3986,16 @@
           <w:sz w:val="22"/>
         </w:rPr>
         <w:t xml:space="preserve">bandwidth lebar = cepat, tetapi meneruskan lebih banyak derau</w:t>
+      </w:r>
+      <w:r>
+        <w:rPr>
+          <w:rFonts w:ascii="Arial" w:hAnsi="Arial" w:cs="Arial"/>
+          <w:b/>
+          <w:i/>
+          <w:color w:val="305496"/>
+          <w:sz w:val="22"/>
+        </w:rPr>
+        <w:t xml:space="preserve">   (8)</w:t>
       </w:r>
     </w:p>
     <w:p>
@@ -4088,6 +4145,15 @@
         </w:rPr>
         <w:t xml:space="preserve">Langkah terakhir memeriksa apa yang tidak muncul pada perhitungan: apakah sinyal kendali berada dalam kemampuan actuator pada perubahan setpoint terbesar yang diperkirakan, apakah derau sensor diperkuat berlebihan, dan apakah margin masih memadai bila parameter plant bergeser. Ketiga pemeriksaan itulah yang menentukan apakah rancangan benar-benar dapat dipasang.</w:t>
       </w:r>
+      <w:r>
+        <w:rPr>
+          <w:rFonts w:ascii="Arial" w:hAnsi="Arial" w:cs="Arial"/>
+          <w:b w:val="0"/>
+          <w:i w:val="0"/>
+          <w:sz w:val="22"/>
+        </w:rPr>
+        <w:t xml:space="preserve"> Hubungan ini dirangkum dalam Persamaan (9).</w:t>
+      </w:r>
     </w:p>
     <w:p>
       <w:pPr>
@@ -4103,6 +4169,16 @@
           <w:sz w:val="22"/>
         </w:rPr>
         <w:t xml:space="preserve">struktur → sasaran pole → parameter → periksa actuator, derau, dan margin</w:t>
+      </w:r>
+      <w:r>
+        <w:rPr>
+          <w:rFonts w:ascii="Arial" w:hAnsi="Arial" w:cs="Arial"/>
+          <w:b/>
+          <w:i/>
+          <w:color w:val="305496"/>
+          <w:sz w:val="22"/>
+        </w:rPr>
+        <w:t xml:space="preserve">   (9)</w:t>
       </w:r>
     </w:p>
     <w:p>
@@ -4149,7 +4225,7 @@
           <w:i w:val="0"/>
           <w:sz w:val="22"/>
         </w:rPr>
-        <w:t xml:space="preserve"> Bentuk ringkasnya dituliskan pada Persamaan (6).</w:t>
+        <w:t xml:space="preserve"> Bentuk ringkasnya dituliskan pada Persamaan (10).</w:t>
       </w:r>
     </w:p>
     <w:p>
@@ -4190,7 +4266,7 @@
           <w:color w:val="305496"/>
           <w:sz w:val="22"/>
         </w:rPr>
-        <w:t xml:space="preserve">   (6)</w:t>
+        <w:t xml:space="preserve">   (10)</w:t>
       </w:r>
     </w:p>
     <w:p>
@@ -4214,7 +4290,7 @@
           <w:i w:val="0"/>
           <w:sz w:val="22"/>
         </w:rPr>
-        <w:t xml:space="preserve"> Persamaan (7) memadatkan aturan tersebut.</w:t>
+        <w:t xml:space="preserve"> Persamaan (11) memadatkan aturan tersebut.</w:t>
       </w:r>
     </w:p>
     <w:p>
@@ -4255,7 +4331,7 @@
           <w:color w:val="305496"/>
           <w:sz w:val="22"/>
         </w:rPr>
-        <w:t xml:space="preserve">   (7)</w:t>
+        <w:t xml:space="preserve">   (11)</w:t>
       </w:r>
     </w:p>
     <w:p>
@@ -4279,7 +4355,7 @@
           <w:i w:val="0"/>
           <w:sz w:val="22"/>
         </w:rPr>
-        <w:t xml:space="preserve"> Rangkuman kuantitatifnya tertulis pada Persamaan (8).</w:t>
+        <w:t xml:space="preserve"> Rangkuman kuantitatifnya tertulis pada Persamaan (12).</w:t>
       </w:r>
     </w:p>
     <w:p>
@@ -4351,7 +4427,7 @@
           <w:color w:val="305496"/>
           <w:sz w:val="22"/>
         </w:rPr>
-        <w:t xml:space="preserve">   (8)</w:t>
+        <w:t xml:space="preserve">   (12)</w:t>
       </w:r>
     </w:p>
     <w:p>
@@ -4375,7 +4451,7 @@
           <w:i w:val="0"/>
           <w:sz w:val="22"/>
         </w:rPr>
-        <w:t xml:space="preserve"> Hubungan ini dirangkum dalam Persamaan (9).</w:t>
+        <w:t xml:space="preserve"> Hubungan ini dirangkum dalam Persamaan (13).</w:t>
       </w:r>
     </w:p>
     <w:p>
@@ -4447,7 +4523,7 @@
           <w:color w:val="305496"/>
           <w:sz w:val="22"/>
         </w:rPr>
-        <w:t xml:space="preserve">   (9)</w:t>
+        <w:t xml:space="preserve">   (13)</w:t>
       </w:r>
     </w:p>
     <w:p>
@@ -4471,7 +4547,7 @@
           <w:i w:val="0"/>
           <w:sz w:val="22"/>
         </w:rPr>
-        <w:t xml:space="preserve"> Bentuk ringkasnya dituliskan pada Persamaan (10).</w:t>
+        <w:t xml:space="preserve"> Bentuk ringkasnya dituliskan pada Persamaan (14).</w:t>
       </w:r>
     </w:p>
     <w:p>
@@ -4512,7 +4588,7 @@
           <w:color w:val="305496"/>
           <w:sz w:val="22"/>
         </w:rPr>
-        <w:t xml:space="preserve">   (10)</w:t>
+        <w:t xml:space="preserve">   (14)</w:t>
       </w:r>
     </w:p>
     <w:p>
@@ -4536,7 +4612,7 @@
           <w:i w:val="0"/>
           <w:sz w:val="22"/>
         </w:rPr>
-        <w:t xml:space="preserve"> Persamaan (11) memadatkan aturan tersebut.</w:t>
+        <w:t xml:space="preserve"> Persamaan (15) memadatkan aturan tersebut.</w:t>
       </w:r>
     </w:p>
     <w:p>
@@ -4608,7 +4684,7 @@
           <w:color w:val="305496"/>
           <w:sz w:val="22"/>
         </w:rPr>
-        <w:t xml:space="preserve">   (11)</w:t>
+        <w:t xml:space="preserve">   (15)</w:t>
       </w:r>
     </w:p>
     <w:p>
@@ -4647,7 +4723,7 @@
           <w:i w:val="0"/>
           <w:sz w:val="22"/>
         </w:rPr>
-        <w:t xml:space="preserve"> Rangkuman kuantitatifnya tertulis pada Persamaan (12).</w:t>
+        <w:t xml:space="preserve"> Rangkuman kuantitatifnya tertulis pada Persamaan (16).</w:t>
       </w:r>
     </w:p>
     <w:p>
@@ -4788,7 +4864,7 @@
           <w:color w:val="305496"/>
           <w:sz w:val="22"/>
         </w:rPr>
-        <w:t xml:space="preserve">   (12)</w:t>
+        <w:t xml:space="preserve">   (16)</w:t>
       </w:r>
     </w:p>
     <w:p>
@@ -4812,7 +4888,7 @@
           <w:i w:val="0"/>
           <w:sz w:val="22"/>
         </w:rPr>
-        <w:t xml:space="preserve"> Hubungan ini dirangkum dalam Persamaan (13).</w:t>
+        <w:t xml:space="preserve"> Hubungan ini dirangkum dalam Persamaan (17).</w:t>
       </w:r>
     </w:p>
     <w:p>
@@ -4884,7 +4960,7 @@
           <w:color w:val="305496"/>
           <w:sz w:val="22"/>
         </w:rPr>
-        <w:t xml:space="preserve">   (13)</w:t>
+        <w:t xml:space="preserve">   (17)</w:t>
       </w:r>
     </w:p>
     <w:p>
@@ -4908,7 +4984,7 @@
           <w:i w:val="0"/>
           <w:sz w:val="22"/>
         </w:rPr>
-        <w:t xml:space="preserve"> Bentuk ringkasnya dituliskan pada Persamaan (14).</w:t>
+        <w:t xml:space="preserve"> Bentuk ringkasnya dituliskan pada Persamaan (18).</w:t>
       </w:r>
     </w:p>
     <w:p>
@@ -4949,7 +5025,7 @@
           <w:color w:val="305496"/>
           <w:sz w:val="22"/>
         </w:rPr>
-        <w:t xml:space="preserve">   (14)</w:t>
+        <w:t xml:space="preserve">   (18)</w:t>
       </w:r>
     </w:p>
     <w:p>
@@ -4973,7 +5049,7 @@
           <w:i w:val="0"/>
           <w:sz w:val="22"/>
         </w:rPr>
-        <w:t xml:space="preserve"> Persamaan (15) memadatkan aturan tersebut.</w:t>
+        <w:t xml:space="preserve"> Persamaan (19) memadatkan aturan tersebut.</w:t>
       </w:r>
     </w:p>
     <w:p>
@@ -5045,7 +5121,7 @@
           <w:color w:val="305496"/>
           <w:sz w:val="22"/>
         </w:rPr>
-        <w:t xml:space="preserve">   (15)</w:t>
+        <w:t xml:space="preserve">   (19)</w:t>
       </w:r>
     </w:p>
     <w:p>
@@ -5069,7 +5145,7 @@
           <w:i w:val="0"/>
           <w:sz w:val="22"/>
         </w:rPr>
-        <w:t xml:space="preserve"> Rangkuman kuantitatifnya tertulis pada Persamaan (16).</w:t>
+        <w:t xml:space="preserve"> Rangkuman kuantitatifnya tertulis pada Persamaan (20).</w:t>
       </w:r>
     </w:p>
     <w:p>
@@ -5141,7 +5217,7 @@
           <w:color w:val="305496"/>
           <w:sz w:val="22"/>
         </w:rPr>
-        <w:t xml:space="preserve">   (16)</w:t>
+        <w:t xml:space="preserve">   (20)</w:t>
       </w:r>
     </w:p>
     <w:p>
@@ -5165,7 +5241,7 @@
           <w:i w:val="0"/>
           <w:sz w:val="22"/>
         </w:rPr>
-        <w:t xml:space="preserve"> Hubungan ini dirangkum dalam Persamaan (17).</w:t>
+        <w:t xml:space="preserve"> Hubungan ini dirangkum dalam Persamaan (21).</w:t>
       </w:r>
     </w:p>
     <w:p>
@@ -5258,7 +5334,7 @@
           <w:color w:val="305496"/>
           <w:sz w:val="22"/>
         </w:rPr>
-        <w:t xml:space="preserve">   (17)</w:t>
+        <w:t xml:space="preserve">   (21)</w:t>
       </w:r>
     </w:p>
     <w:p>
@@ -5282,7 +5358,7 @@
           <w:i w:val="0"/>
           <w:sz w:val="22"/>
         </w:rPr>
-        <w:t xml:space="preserve"> Bentuk ringkasnya dituliskan pada Persamaan (18).</w:t>
+        <w:t xml:space="preserve"> Bentuk ringkasnya dituliskan pada Persamaan (22).</w:t>
       </w:r>
     </w:p>
     <w:p>
@@ -5323,7 +5399,7 @@
           <w:color w:val="305496"/>
           <w:sz w:val="22"/>
         </w:rPr>
-        <w:t xml:space="preserve">   (18)</w:t>
+        <w:t xml:space="preserve">   (22)</w:t>
       </w:r>
     </w:p>
     <w:p>

--- a/Sistem-Kendali-Cerdas/Modul-Word/Modul-8-Karakteristik-Respons-Sistem-Umpan-Balik.docx
+++ b/Sistem-Kendali-Cerdas/Modul-Word/Modul-8-Karakteristik-Respons-Sistem-Umpan-Balik.docx
@@ -2835,9 +2835,22 @@
     </w:p>
     <w:p>
       <w:pPr>
+        <w:tabs>
+          <w:tab w:val="center" w:pos="4393"/>
+          <w:tab w:val="right" w:pos="8787"/>
+        </w:tabs>
         <w:spacing w:before="40" w:after="120"/>
-        <w:jc w:val="center"/>
-      </w:pPr>
+      </w:pPr>
+      <w:r>
+        <w:rPr>
+          <w:rFonts w:ascii="Arial" w:hAnsi="Arial" w:cs="Arial"/>
+          <w:b/>
+          <w:i/>
+          <w:color w:val="305496"/>
+          <w:sz w:val="22"/>
+        </w:rPr>
+        <w:tab/>
+      </w:r>
       <w:r>
         <w:rPr>
           <w:rFonts w:ascii="Arial" w:hAnsi="Arial" w:cs="Arial"/>
@@ -2919,7 +2932,8 @@
           <w:color w:val="305496"/>
           <w:sz w:val="22"/>
         </w:rPr>
-        <w:t xml:space="preserve">   (1)</w:t>
+        <w:tab/>
+        <w:t xml:space="preserve">(1)</w:t>
       </w:r>
     </w:p>
     <w:p>
@@ -3009,9 +3023,22 @@
     </w:p>
     <w:p>
       <w:pPr>
+        <w:tabs>
+          <w:tab w:val="center" w:pos="4393"/>
+          <w:tab w:val="right" w:pos="8787"/>
+        </w:tabs>
         <w:spacing w:before="40" w:after="120"/>
-        <w:jc w:val="center"/>
-      </w:pPr>
+      </w:pPr>
+      <w:r>
+        <w:rPr>
+          <w:rFonts w:ascii="Arial" w:hAnsi="Arial" w:cs="Arial"/>
+          <w:b/>
+          <w:i/>
+          <w:color w:val="305496"/>
+          <w:sz w:val="22"/>
+        </w:rPr>
+        <w:tab/>
+      </w:r>
       <w:r>
         <w:rPr>
           <w:rFonts w:ascii="Arial" w:hAnsi="Arial" w:cs="Arial"/>
@@ -3123,7 +3150,8 @@
           <w:color w:val="305496"/>
           <w:sz w:val="22"/>
         </w:rPr>
-        <w:t xml:space="preserve">   (2)</w:t>
+        <w:tab/>
+        <w:t xml:space="preserve">(2)</w:t>
       </w:r>
     </w:p>
     <w:p>
@@ -3285,9 +3313,22 @@
     </w:p>
     <w:p>
       <w:pPr>
+        <w:tabs>
+          <w:tab w:val="center" w:pos="4393"/>
+          <w:tab w:val="right" w:pos="8787"/>
+        </w:tabs>
         <w:spacing w:before="40" w:after="120"/>
-        <w:jc w:val="center"/>
-      </w:pPr>
+      </w:pPr>
+      <w:r>
+        <w:rPr>
+          <w:rFonts w:ascii="Arial" w:hAnsi="Arial" w:cs="Arial"/>
+          <w:b/>
+          <w:i/>
+          <w:color w:val="305496"/>
+          <w:sz w:val="22"/>
+        </w:rPr>
+        <w:tab/>
+      </w:r>
       <w:r>
         <w:rPr>
           <w:rFonts w:ascii="Arial" w:hAnsi="Arial" w:cs="Arial"/>
@@ -3368,7 +3409,8 @@
           <w:color w:val="305496"/>
           <w:sz w:val="22"/>
         </w:rPr>
-        <w:t xml:space="preserve">   (3)</w:t>
+        <w:tab/>
+        <w:t xml:space="preserve">(3)</w:t>
       </w:r>
     </w:p>
     <w:p>
@@ -3458,9 +3500,22 @@
     </w:p>
     <w:p>
       <w:pPr>
+        <w:tabs>
+          <w:tab w:val="center" w:pos="4393"/>
+          <w:tab w:val="right" w:pos="8787"/>
+        </w:tabs>
         <w:spacing w:before="40" w:after="120"/>
-        <w:jc w:val="center"/>
-      </w:pPr>
+      </w:pPr>
+      <w:r>
+        <w:rPr>
+          <w:rFonts w:ascii="Arial" w:hAnsi="Arial" w:cs="Arial"/>
+          <w:b/>
+          <w:i/>
+          <w:color w:val="305496"/>
+          <w:sz w:val="22"/>
+        </w:rPr>
+        <w:tab/>
+      </w:r>
       <w:r>
         <w:rPr>
           <w:rFonts w:ascii="Arial" w:hAnsi="Arial" w:cs="Arial"/>
@@ -3479,7 +3534,8 @@
           <w:color w:val="305496"/>
           <w:sz w:val="22"/>
         </w:rPr>
-        <w:t xml:space="preserve">   (4)</w:t>
+        <w:tab/>
+        <w:t xml:space="preserve">(4)</w:t>
       </w:r>
     </w:p>
     <w:p>
@@ -3569,9 +3625,22 @@
     </w:p>
     <w:p>
       <w:pPr>
+        <w:tabs>
+          <w:tab w:val="center" w:pos="4393"/>
+          <w:tab w:val="right" w:pos="8787"/>
+        </w:tabs>
         <w:spacing w:before="40" w:after="120"/>
-        <w:jc w:val="center"/>
-      </w:pPr>
+      </w:pPr>
+      <w:r>
+        <w:rPr>
+          <w:rFonts w:ascii="Arial" w:hAnsi="Arial" w:cs="Arial"/>
+          <w:b/>
+          <w:i/>
+          <w:color w:val="305496"/>
+          <w:sz w:val="22"/>
+        </w:rPr>
+        <w:tab/>
+      </w:r>
       <w:r>
         <w:rPr>
           <w:rFonts w:ascii="Arial" w:hAnsi="Arial" w:cs="Arial"/>
@@ -3590,7 +3659,8 @@
           <w:color w:val="305496"/>
           <w:sz w:val="22"/>
         </w:rPr>
-        <w:t xml:space="preserve">   (5)</w:t>
+        <w:tab/>
+        <w:t xml:space="preserve">(5)</w:t>
       </w:r>
     </w:p>
     <w:p>
@@ -3752,9 +3822,22 @@
     </w:p>
     <w:p>
       <w:pPr>
+        <w:tabs>
+          <w:tab w:val="center" w:pos="4393"/>
+          <w:tab w:val="right" w:pos="8787"/>
+        </w:tabs>
         <w:spacing w:before="40" w:after="120"/>
-        <w:jc w:val="center"/>
-      </w:pPr>
+      </w:pPr>
+      <w:r>
+        <w:rPr>
+          <w:rFonts w:ascii="Arial" w:hAnsi="Arial" w:cs="Arial"/>
+          <w:b/>
+          <w:i/>
+          <w:color w:val="305496"/>
+          <w:sz w:val="22"/>
+        </w:rPr>
+        <w:tab/>
+      </w:r>
       <w:r>
         <w:rPr>
           <w:rFonts w:ascii="Arial" w:hAnsi="Arial" w:cs="Arial"/>
@@ -3773,7 +3856,8 @@
           <w:color w:val="305496"/>
           <w:sz w:val="22"/>
         </w:rPr>
-        <w:t xml:space="preserve">   (6)</w:t>
+        <w:tab/>
+        <w:t xml:space="preserve">(6)</w:t>
       </w:r>
     </w:p>
     <w:p>
@@ -3863,9 +3947,22 @@
     </w:p>
     <w:p>
       <w:pPr>
+        <w:tabs>
+          <w:tab w:val="center" w:pos="4393"/>
+          <w:tab w:val="right" w:pos="8787"/>
+        </w:tabs>
         <w:spacing w:before="40" w:after="120"/>
-        <w:jc w:val="center"/>
-      </w:pPr>
+      </w:pPr>
+      <w:r>
+        <w:rPr>
+          <w:rFonts w:ascii="Arial" w:hAnsi="Arial" w:cs="Arial"/>
+          <w:b/>
+          <w:i/>
+          <w:color w:val="305496"/>
+          <w:sz w:val="22"/>
+        </w:rPr>
+        <w:tab/>
+      </w:r>
       <w:r>
         <w:rPr>
           <w:rFonts w:ascii="Arial" w:hAnsi="Arial" w:cs="Arial"/>
@@ -3884,7 +3981,8 @@
           <w:color w:val="305496"/>
           <w:sz w:val="22"/>
         </w:rPr>
-        <w:t xml:space="preserve">   (7)</w:t>
+        <w:tab/>
+        <w:t xml:space="preserve">(7)</w:t>
       </w:r>
     </w:p>
     <w:p>
@@ -3974,9 +4072,22 @@
     </w:p>
     <w:p>
       <w:pPr>
+        <w:tabs>
+          <w:tab w:val="center" w:pos="4393"/>
+          <w:tab w:val="right" w:pos="8787"/>
+        </w:tabs>
         <w:spacing w:before="40" w:after="120"/>
-        <w:jc w:val="center"/>
-      </w:pPr>
+      </w:pPr>
+      <w:r>
+        <w:rPr>
+          <w:rFonts w:ascii="Arial" w:hAnsi="Arial" w:cs="Arial"/>
+          <w:b/>
+          <w:i/>
+          <w:color w:val="305496"/>
+          <w:sz w:val="22"/>
+        </w:rPr>
+        <w:tab/>
+      </w:r>
       <w:r>
         <w:rPr>
           <w:rFonts w:ascii="Arial" w:hAnsi="Arial" w:cs="Arial"/>
@@ -3995,7 +4106,8 @@
           <w:color w:val="305496"/>
           <w:sz w:val="22"/>
         </w:rPr>
-        <w:t xml:space="preserve">   (8)</w:t>
+        <w:tab/>
+        <w:t xml:space="preserve">(8)</w:t>
       </w:r>
     </w:p>
     <w:p>
@@ -4157,9 +4269,22 @@
     </w:p>
     <w:p>
       <w:pPr>
+        <w:tabs>
+          <w:tab w:val="center" w:pos="4393"/>
+          <w:tab w:val="right" w:pos="8787"/>
+        </w:tabs>
         <w:spacing w:before="40" w:after="120"/>
-        <w:jc w:val="center"/>
-      </w:pPr>
+      </w:pPr>
+      <w:r>
+        <w:rPr>
+          <w:rFonts w:ascii="Arial" w:hAnsi="Arial" w:cs="Arial"/>
+          <w:b/>
+          <w:i/>
+          <w:color w:val="305496"/>
+          <w:sz w:val="22"/>
+        </w:rPr>
+        <w:tab/>
+      </w:r>
       <w:r>
         <w:rPr>
           <w:rFonts w:ascii="Arial" w:hAnsi="Arial" w:cs="Arial"/>
@@ -4178,7 +4303,8 @@
           <w:color w:val="305496"/>
           <w:sz w:val="22"/>
         </w:rPr>
-        <w:t xml:space="preserve">   (9)</w:t>
+        <w:tab/>
+        <w:t xml:space="preserve">(9)</w:t>
       </w:r>
     </w:p>
     <w:p>
@@ -4245,9 +4371,22 @@
     </w:p>
     <w:p>
       <w:pPr>
+        <w:tabs>
+          <w:tab w:val="center" w:pos="4393"/>
+          <w:tab w:val="right" w:pos="8787"/>
+        </w:tabs>
         <w:spacing w:before="40" w:after="120"/>
-        <w:jc w:val="center"/>
-      </w:pPr>
+      </w:pPr>
+      <w:r>
+        <w:rPr>
+          <w:rFonts w:ascii="Arial" w:hAnsi="Arial" w:cs="Arial"/>
+          <w:b/>
+          <w:i/>
+          <w:color w:val="305496"/>
+          <w:sz w:val="22"/>
+        </w:rPr>
+        <w:tab/>
+      </w:r>
       <w:r>
         <w:rPr>
           <w:rFonts w:ascii="Arial" w:hAnsi="Arial" w:cs="Arial"/>
@@ -4266,7 +4405,8 @@
           <w:color w:val="305496"/>
           <w:sz w:val="22"/>
         </w:rPr>
-        <w:t xml:space="preserve">   (10)</w:t>
+        <w:tab/>
+        <w:t xml:space="preserve">(10)</w:t>
       </w:r>
     </w:p>
     <w:p>
@@ -4310,9 +4450,22 @@
     </w:p>
     <w:p>
       <w:pPr>
+        <w:tabs>
+          <w:tab w:val="center" w:pos="4393"/>
+          <w:tab w:val="right" w:pos="8787"/>
+        </w:tabs>
         <w:spacing w:before="40" w:after="120"/>
-        <w:jc w:val="center"/>
-      </w:pPr>
+      </w:pPr>
+      <w:r>
+        <w:rPr>
+          <w:rFonts w:ascii="Arial" w:hAnsi="Arial" w:cs="Arial"/>
+          <w:b/>
+          <w:i/>
+          <w:color w:val="305496"/>
+          <w:sz w:val="22"/>
+        </w:rPr>
+        <w:tab/>
+      </w:r>
       <w:r>
         <w:rPr>
           <w:rFonts w:ascii="Arial" w:hAnsi="Arial" w:cs="Arial"/>
@@ -4331,7 +4484,8 @@
           <w:color w:val="305496"/>
           <w:sz w:val="22"/>
         </w:rPr>
-        <w:t xml:space="preserve">   (11)</w:t>
+        <w:tab/>
+        <w:t xml:space="preserve">(11)</w:t>
       </w:r>
     </w:p>
     <w:p>
@@ -4375,9 +4529,22 @@
     </w:p>
     <w:p>
       <w:pPr>
+        <w:tabs>
+          <w:tab w:val="center" w:pos="4393"/>
+          <w:tab w:val="right" w:pos="8787"/>
+        </w:tabs>
         <w:spacing w:before="40" w:after="120"/>
-        <w:jc w:val="center"/>
-      </w:pPr>
+      </w:pPr>
+      <w:r>
+        <w:rPr>
+          <w:rFonts w:ascii="Arial" w:hAnsi="Arial" w:cs="Arial"/>
+          <w:b/>
+          <w:i/>
+          <w:color w:val="305496"/>
+          <w:sz w:val="22"/>
+        </w:rPr>
+        <w:tab/>
+      </w:r>
       <w:r>
         <w:rPr>
           <w:rFonts w:ascii="Arial" w:hAnsi="Arial" w:cs="Arial"/>
@@ -4427,7 +4594,8 @@
           <w:color w:val="305496"/>
           <w:sz w:val="22"/>
         </w:rPr>
-        <w:t xml:space="preserve">   (12)</w:t>
+        <w:tab/>
+        <w:t xml:space="preserve">(12)</w:t>
       </w:r>
     </w:p>
     <w:p>
@@ -4471,9 +4639,22 @@
     </w:p>
     <w:p>
       <w:pPr>
+        <w:tabs>
+          <w:tab w:val="center" w:pos="4393"/>
+          <w:tab w:val="right" w:pos="8787"/>
+        </w:tabs>
         <w:spacing w:before="40" w:after="120"/>
-        <w:jc w:val="center"/>
-      </w:pPr>
+      </w:pPr>
+      <w:r>
+        <w:rPr>
+          <w:rFonts w:ascii="Arial" w:hAnsi="Arial" w:cs="Arial"/>
+          <w:b/>
+          <w:i/>
+          <w:color w:val="305496"/>
+          <w:sz w:val="22"/>
+        </w:rPr>
+        <w:tab/>
+      </w:r>
       <w:r>
         <w:rPr>
           <w:rFonts w:ascii="Arial" w:hAnsi="Arial" w:cs="Arial"/>
@@ -4523,7 +4704,8 @@
           <w:color w:val="305496"/>
           <w:sz w:val="22"/>
         </w:rPr>
-        <w:t xml:space="preserve">   (13)</w:t>
+        <w:tab/>
+        <w:t xml:space="preserve">(13)</w:t>
       </w:r>
     </w:p>
     <w:p>
@@ -4567,9 +4749,22 @@
     </w:p>
     <w:p>
       <w:pPr>
+        <w:tabs>
+          <w:tab w:val="center" w:pos="4393"/>
+          <w:tab w:val="right" w:pos="8787"/>
+        </w:tabs>
         <w:spacing w:before="40" w:after="120"/>
-        <w:jc w:val="center"/>
-      </w:pPr>
+      </w:pPr>
+      <w:r>
+        <w:rPr>
+          <w:rFonts w:ascii="Arial" w:hAnsi="Arial" w:cs="Arial"/>
+          <w:b/>
+          <w:i/>
+          <w:color w:val="305496"/>
+          <w:sz w:val="22"/>
+        </w:rPr>
+        <w:tab/>
+      </w:r>
       <w:r>
         <w:rPr>
           <w:rFonts w:ascii="Arial" w:hAnsi="Arial" w:cs="Arial"/>
@@ -4588,7 +4783,8 @@
           <w:color w:val="305496"/>
           <w:sz w:val="22"/>
         </w:rPr>
-        <w:t xml:space="preserve">   (14)</w:t>
+        <w:tab/>
+        <w:t xml:space="preserve">(14)</w:t>
       </w:r>
     </w:p>
     <w:p>
@@ -4632,9 +4828,22 @@
     </w:p>
     <w:p>
       <w:pPr>
+        <w:tabs>
+          <w:tab w:val="center" w:pos="4393"/>
+          <w:tab w:val="right" w:pos="8787"/>
+        </w:tabs>
         <w:spacing w:before="40" w:after="120"/>
-        <w:jc w:val="center"/>
-      </w:pPr>
+      </w:pPr>
+      <w:r>
+        <w:rPr>
+          <w:rFonts w:ascii="Arial" w:hAnsi="Arial" w:cs="Arial"/>
+          <w:b/>
+          <w:i/>
+          <w:color w:val="305496"/>
+          <w:sz w:val="22"/>
+        </w:rPr>
+        <w:tab/>
+      </w:r>
       <w:r>
         <w:rPr>
           <w:rFonts w:ascii="Arial" w:hAnsi="Arial" w:cs="Arial"/>
@@ -4684,7 +4893,8 @@
           <w:color w:val="305496"/>
           <w:sz w:val="22"/>
         </w:rPr>
-        <w:t xml:space="preserve">   (15)</w:t>
+        <w:tab/>
+        <w:t xml:space="preserve">(15)</w:t>
       </w:r>
     </w:p>
     <w:p>
@@ -4781,9 +4991,22 @@
     </w:p>
     <w:p>
       <w:pPr>
+        <w:tabs>
+          <w:tab w:val="center" w:pos="4393"/>
+          <w:tab w:val="right" w:pos="8787"/>
+        </w:tabs>
         <w:spacing w:before="40" w:after="120"/>
-        <w:jc w:val="center"/>
-      </w:pPr>
+      </w:pPr>
+      <w:r>
+        <w:rPr>
+          <w:rFonts w:ascii="Arial" w:hAnsi="Arial" w:cs="Arial"/>
+          <w:b/>
+          <w:i/>
+          <w:color w:val="305496"/>
+          <w:sz w:val="22"/>
+        </w:rPr>
+        <w:tab/>
+      </w:r>
       <w:r>
         <w:rPr>
           <w:rFonts w:ascii="Arial" w:hAnsi="Arial" w:cs="Arial"/>
@@ -4864,7 +5087,8 @@
           <w:color w:val="305496"/>
           <w:sz w:val="22"/>
         </w:rPr>
-        <w:t xml:space="preserve">   (16)</w:t>
+        <w:tab/>
+        <w:t xml:space="preserve">(16)</w:t>
       </w:r>
     </w:p>
     <w:p>
@@ -4908,9 +5132,22 @@
     </w:p>
     <w:p>
       <w:pPr>
+        <w:tabs>
+          <w:tab w:val="center" w:pos="4393"/>
+          <w:tab w:val="right" w:pos="8787"/>
+        </w:tabs>
         <w:spacing w:before="40" w:after="120"/>
-        <w:jc w:val="center"/>
-      </w:pPr>
+      </w:pPr>
+      <w:r>
+        <w:rPr>
+          <w:rFonts w:ascii="Arial" w:hAnsi="Arial" w:cs="Arial"/>
+          <w:b/>
+          <w:i/>
+          <w:color w:val="305496"/>
+          <w:sz w:val="22"/>
+        </w:rPr>
+        <w:tab/>
+      </w:r>
       <w:r>
         <w:rPr>
           <w:rFonts w:ascii="Arial" w:hAnsi="Arial" w:cs="Arial"/>
@@ -4960,7 +5197,8 @@
           <w:color w:val="305496"/>
           <w:sz w:val="22"/>
         </w:rPr>
-        <w:t xml:space="preserve">   (17)</w:t>
+        <w:tab/>
+        <w:t xml:space="preserve">(17)</w:t>
       </w:r>
     </w:p>
     <w:p>
@@ -5004,9 +5242,22 @@
     </w:p>
     <w:p>
       <w:pPr>
+        <w:tabs>
+          <w:tab w:val="center" w:pos="4393"/>
+          <w:tab w:val="right" w:pos="8787"/>
+        </w:tabs>
         <w:spacing w:before="40" w:after="120"/>
-        <w:jc w:val="center"/>
-      </w:pPr>
+      </w:pPr>
+      <w:r>
+        <w:rPr>
+          <w:rFonts w:ascii="Arial" w:hAnsi="Arial" w:cs="Arial"/>
+          <w:b/>
+          <w:i/>
+          <w:color w:val="305496"/>
+          <w:sz w:val="22"/>
+        </w:rPr>
+        <w:tab/>
+      </w:r>
       <w:r>
         <w:rPr>
           <w:rFonts w:ascii="Arial" w:hAnsi="Arial" w:cs="Arial"/>
@@ -5025,7 +5276,8 @@
           <w:color w:val="305496"/>
           <w:sz w:val="22"/>
         </w:rPr>
-        <w:t xml:space="preserve">   (18)</w:t>
+        <w:tab/>
+        <w:t xml:space="preserve">(18)</w:t>
       </w:r>
     </w:p>
     <w:p>
@@ -5069,9 +5321,22 @@
     </w:p>
     <w:p>
       <w:pPr>
+        <w:tabs>
+          <w:tab w:val="center" w:pos="4393"/>
+          <w:tab w:val="right" w:pos="8787"/>
+        </w:tabs>
         <w:spacing w:before="40" w:after="120"/>
-        <w:jc w:val="center"/>
-      </w:pPr>
+      </w:pPr>
+      <w:r>
+        <w:rPr>
+          <w:rFonts w:ascii="Arial" w:hAnsi="Arial" w:cs="Arial"/>
+          <w:b/>
+          <w:i/>
+          <w:color w:val="305496"/>
+          <w:sz w:val="22"/>
+        </w:rPr>
+        <w:tab/>
+      </w:r>
       <w:r>
         <w:rPr>
           <w:rFonts w:ascii="Arial" w:hAnsi="Arial" w:cs="Arial"/>
@@ -5121,7 +5386,8 @@
           <w:color w:val="305496"/>
           <w:sz w:val="22"/>
         </w:rPr>
-        <w:t xml:space="preserve">   (19)</w:t>
+        <w:tab/>
+        <w:t xml:space="preserve">(19)</w:t>
       </w:r>
     </w:p>
     <w:p>
@@ -5165,9 +5431,22 @@
     </w:p>
     <w:p>
       <w:pPr>
+        <w:tabs>
+          <w:tab w:val="center" w:pos="4393"/>
+          <w:tab w:val="right" w:pos="8787"/>
+        </w:tabs>
         <w:spacing w:before="40" w:after="120"/>
-        <w:jc w:val="center"/>
-      </w:pPr>
+      </w:pPr>
+      <w:r>
+        <w:rPr>
+          <w:rFonts w:ascii="Arial" w:hAnsi="Arial" w:cs="Arial"/>
+          <w:b/>
+          <w:i/>
+          <w:color w:val="305496"/>
+          <w:sz w:val="22"/>
+        </w:rPr>
+        <w:tab/>
+      </w:r>
       <w:r>
         <w:rPr>
           <w:rFonts w:ascii="Arial" w:hAnsi="Arial" w:cs="Arial"/>
@@ -5217,7 +5496,8 @@
           <w:color w:val="305496"/>
           <w:sz w:val="22"/>
         </w:rPr>
-        <w:t xml:space="preserve">   (20)</w:t>
+        <w:tab/>
+        <w:t xml:space="preserve">(20)</w:t>
       </w:r>
     </w:p>
     <w:p>
@@ -5261,9 +5541,22 @@
     </w:p>
     <w:p>
       <w:pPr>
+        <w:tabs>
+          <w:tab w:val="center" w:pos="4393"/>
+          <w:tab w:val="right" w:pos="8787"/>
+        </w:tabs>
         <w:spacing w:before="40" w:after="120"/>
-        <w:jc w:val="center"/>
-      </w:pPr>
+      </w:pPr>
+      <w:r>
+        <w:rPr>
+          <w:rFonts w:ascii="Arial" w:hAnsi="Arial" w:cs="Arial"/>
+          <w:b/>
+          <w:i/>
+          <w:color w:val="305496"/>
+          <w:sz w:val="22"/>
+        </w:rPr>
+        <w:tab/>
+      </w:r>
       <w:r>
         <w:rPr>
           <w:rFonts w:ascii="Arial" w:hAnsi="Arial" w:cs="Arial"/>
@@ -5334,7 +5627,8 @@
           <w:color w:val="305496"/>
           <w:sz w:val="22"/>
         </w:rPr>
-        <w:t xml:space="preserve">   (21)</w:t>
+        <w:tab/>
+        <w:t xml:space="preserve">(21)</w:t>
       </w:r>
     </w:p>
     <w:p>
@@ -5378,9 +5672,22 @@
     </w:p>
     <w:p>
       <w:pPr>
+        <w:tabs>
+          <w:tab w:val="center" w:pos="4393"/>
+          <w:tab w:val="right" w:pos="8787"/>
+        </w:tabs>
         <w:spacing w:before="40" w:after="120"/>
-        <w:jc w:val="center"/>
-      </w:pPr>
+      </w:pPr>
+      <w:r>
+        <w:rPr>
+          <w:rFonts w:ascii="Arial" w:hAnsi="Arial" w:cs="Arial"/>
+          <w:b/>
+          <w:i/>
+          <w:color w:val="305496"/>
+          <w:sz w:val="22"/>
+        </w:rPr>
+        <w:tab/>
+      </w:r>
       <w:r>
         <w:rPr>
           <w:rFonts w:ascii="Arial" w:hAnsi="Arial" w:cs="Arial"/>
@@ -5399,7 +5706,8 @@
           <w:color w:val="305496"/>
           <w:sz w:val="22"/>
         </w:rPr>
-        <w:t xml:space="preserve">   (22)</w:t>
+        <w:tab/>
+        <w:t xml:space="preserve">(22)</w:t>
       </w:r>
     </w:p>
     <w:p>

--- a/Sistem-Kendali-Cerdas/Modul-Word/Modul-8-Karakteristik-Respons-Sistem-Umpan-Balik.docx
+++ b/Sistem-Kendali-Cerdas/Modul-Word/Modul-8-Karakteristik-Respons-Sistem-Umpan-Balik.docx
@@ -2578,17 +2578,66 @@
     </w:p>
     <w:p>
       <w:pPr>
-        <w:spacing w:line="360" w:lineRule="auto" w:after="120"/>
-        <w:jc w:val="both"/>
-      </w:pPr>
-      <w:r>
-        <w:rPr>
-          <w:rFonts w:ascii="Arial" w:hAnsi="Arial" w:cs="Arial"/>
-          <w:b w:val="0"/>
-          <w:i w:val="0"/>
-          <w:sz w:val="22"/>
-        </w:rPr>
-        <w:t xml:space="preserve">🔗 Modul Interaktif: https://dedik-romahadi.github.io/Mechanical-Engineering-Courses/Sistem-Kendali-Cerdas/Modul/Modul-8.html. Pada layar masuk, pilih tombol “👁️ Mode Preview (Tanpa Login)” untuk membaca seluruh materi tanpa perlu NIM dan PIN. Untuk mengerjakan Tugas dan Forum, masuk sebagai Mahasiswa memakai NIM dan PIN.</w:t>
+        <w:pBdr>
+          <w:top w:val="single" w:sz="6" w:space="10" w:color="BFE3D0"/>
+          <w:left w:val="single" w:sz="24" w:space="12" w:color="1F7A55"/>
+          <w:bottom w:val="single" w:sz="6" w:space="10" w:color="BFE3D0"/>
+          <w:right w:val="single" w:sz="6" w:space="10" w:color="BFE3D0"/>
+        </w:pBdr>
+        <w:shd w:val="clear" w:fill="F1FAF5"/>
+        <w:spacing w:before="140" w:after="60" w:line="264" w:lineRule="auto"/>
+        <w:ind w:left="170" w:right="170"/>
+        <w:jc w:val="left"/>
+      </w:pPr>
+      <w:r>
+        <w:rPr>
+          <w:rFonts w:ascii="Arial" w:hAnsi="Arial" w:cs="Arial"/>
+          <w:b/>
+          <w:i w:val="0"/>
+          <w:color w:val="1F7A55"/>
+          <w:sz w:val="17"/>
+          <w:spacing w:val="30"/>
+        </w:rPr>
+        <w:t xml:space="preserve">🔗 MODUL INTERAKTIF</w:t>
+      </w:r>
+      <w:r>
+        <w:br/>
+      </w:r>
+      <w:hyperlink r:id="rId19">
+        <w:r>
+          <w:rPr>
+            <w:rFonts w:ascii="Arial" w:hAnsi="Arial" w:cs="Arial"/>
+            <w:b/>
+            <w:color w:val="0563C1"/>
+            <w:sz w:val="20"/>
+            <w:u w:val="single"/>
+          </w:rPr>
+          <w:t xml:space="preserve">https://dedik-romahadi.github.io/Mechanical-Engineering-Courses/Sistem-Kendali-Cerdas/Modul/Modul-8.html</w:t>
+        </w:r>
+      </w:hyperlink>
+    </w:p>
+    <w:p>
+      <w:pPr>
+        <w:pBdr>
+          <w:top w:val="single" w:sz="6" w:space="10" w:color="BFE3D0"/>
+          <w:left w:val="single" w:sz="24" w:space="12" w:color="1F7A55"/>
+          <w:bottom w:val="single" w:sz="6" w:space="10" w:color="BFE3D0"/>
+          <w:right w:val="single" w:sz="6" w:space="10" w:color="BFE3D0"/>
+        </w:pBdr>
+        <w:shd w:val="clear" w:fill="F1FAF5"/>
+        <w:spacing w:before="0" w:after="140" w:line="264" w:lineRule="auto"/>
+        <w:ind w:left="170" w:right="170"/>
+        <w:jc w:val="left"/>
+      </w:pPr>
+      <w:r>
+        <w:rPr>
+          <w:rFonts w:ascii="Arial" w:hAnsi="Arial" w:cs="Arial"/>
+          <w:b w:val="0"/>
+          <w:i w:val="0"/>
+          <w:color w:val="44525F"/>
+          <w:sz w:val="19"/>
+        </w:rPr>
+        <w:t xml:space="preserve">Pada layar masuk, pilih tombol “👁️ Mode Preview (Tanpa Login)” untuk membaca seluruh materi tanpa perlu NIM dan PIN. Untuk mengerjakan Tugas dan Forum, masuk sebagai Mahasiswa memakai NIM dan PIN.</w:t>
       </w:r>
     </w:p>
     <w:p>
